--- a/Documentation/Product Requirement Document(PRD LMS 2.0).docx
+++ b/Documentation/Product Requirement Document(PRD LMS 2.0).docx
@@ -779,6 +779,7 @@
     <w:p>
       <w:pPr>
         <w:numPr>
+          <w:ilvl w:val="0"/>
           <w:numId w:val="0"/>
         </w:numPr>
         <w:rPr>
@@ -821,6 +822,7 @@
     <w:p>
       <w:pPr>
         <w:numPr>
+          <w:ilvl w:val="0"/>
           <w:numId w:val="0"/>
         </w:numPr>
         <w:rPr>
@@ -975,6 +977,7 @@
     <w:p>
       <w:pPr>
         <w:numPr>
+          <w:ilvl w:val="0"/>
           <w:numId w:val="0"/>
         </w:numPr>
         <w:ind w:leftChars="0"/>
@@ -987,399 +990,401 @@
           <w:lang w:val="en-PH"/>
         </w:rPr>
       </w:pPr>
+    </w:p>
+    <w:p>
+      <w:pPr>
+        <w:numPr>
+          <w:ilvl w:val="0"/>
+          <w:numId w:val="2"/>
+        </w:numPr>
+        <w:rPr>
+          <w:rFonts w:hint="default"/>
+          <w:b/>
+          <w:bCs/>
+          <w:sz w:val="28"/>
+          <w:szCs w:val="28"/>
+          <w:lang w:val="en-PH"/>
+        </w:rPr>
+      </w:pPr>
+      <w:r>
+        <w:rPr>
+          <w:rFonts w:hint="default"/>
+          <w:b/>
+          <w:bCs/>
+          <w:sz w:val="28"/>
+          <w:szCs w:val="28"/>
+          <w:lang w:val="en-PH"/>
+        </w:rPr>
+        <w:t>Use Case Diagram</w:t>
+      </w:r>
+    </w:p>
+    <w:p>
+      <w:pPr>
+        <w:numPr>
+          <w:ilvl w:val="0"/>
+          <w:numId w:val="0"/>
+        </w:numPr>
+        <w:rPr>
+          <w:rFonts w:hint="default"/>
+          <w:b/>
+          <w:bCs/>
+          <w:sz w:val="28"/>
+          <w:szCs w:val="28"/>
+          <w:lang w:val="en-PH"/>
+        </w:rPr>
+      </w:pPr>
+    </w:p>
+    <w:p>
+      <w:pPr>
+        <w:numPr>
+          <w:ilvl w:val="0"/>
+          <w:numId w:val="2"/>
+        </w:numPr>
+        <w:rPr>
+          <w:rFonts w:hint="default"/>
+          <w:sz w:val="28"/>
+          <w:szCs w:val="28"/>
+          <w:lang w:val="en-PH"/>
+        </w:rPr>
+      </w:pPr>
+      <w:r>
+        <w:rPr>
+          <w:rFonts w:hint="default"/>
+          <w:b/>
+          <w:bCs/>
+          <w:sz w:val="28"/>
+          <w:szCs w:val="28"/>
+          <w:lang w:val="en-PH"/>
+        </w:rPr>
+        <w:t>Workflow Diagram</w:t>
+      </w:r>
+    </w:p>
+    <w:p>
+      <w:pPr>
+        <w:numPr>
+          <w:ilvl w:val="0"/>
+          <w:numId w:val="0"/>
+        </w:numPr>
+        <w:rPr>
+          <w:rFonts w:hint="default"/>
+          <w:sz w:val="28"/>
+          <w:szCs w:val="28"/>
+          <w:lang w:val="en-PH"/>
+        </w:rPr>
+      </w:pPr>
+    </w:p>
+    <w:p>
+      <w:pPr>
+        <w:numPr>
+          <w:ilvl w:val="0"/>
+          <w:numId w:val="2"/>
+        </w:numPr>
+        <w:rPr>
+          <w:rFonts w:hint="default"/>
+          <w:b/>
+          <w:bCs/>
+          <w:sz w:val="28"/>
+          <w:szCs w:val="28"/>
+          <w:lang w:val="en-PH"/>
+        </w:rPr>
+      </w:pPr>
+      <w:r>
+        <w:rPr>
+          <w:rFonts w:hint="default"/>
+          <w:b/>
+          <w:bCs/>
+          <w:sz w:val="28"/>
+          <w:szCs w:val="28"/>
+          <w:lang w:val="en-PH"/>
+        </w:rPr>
+        <w:t>Testing Requirements</w:t>
+      </w:r>
+    </w:p>
+    <w:p>
+      <w:pPr>
+        <w:numPr>
+          <w:ilvl w:val="0"/>
+          <w:numId w:val="0"/>
+        </w:numPr>
+        <w:ind w:firstLine="720" w:firstLineChars="0"/>
+        <w:rPr>
+          <w:rFonts w:hint="default"/>
+          <w:sz w:val="28"/>
+          <w:szCs w:val="28"/>
+          <w:lang w:val="en-PH"/>
+        </w:rPr>
+      </w:pPr>
+      <w:r>
+        <w:rPr>
+          <w:rFonts w:hint="default"/>
+          <w:sz w:val="28"/>
+          <w:szCs w:val="28"/>
+          <w:lang w:val="en-PH"/>
+        </w:rPr>
+        <w:t>9.1 Functional Testing (Manual)</w:t>
+      </w:r>
+    </w:p>
+    <w:p>
+      <w:pPr>
+        <w:numPr>
+          <w:ilvl w:val="0"/>
+          <w:numId w:val="0"/>
+        </w:numPr>
+        <w:ind w:firstLine="720" w:firstLineChars="0"/>
+        <w:rPr>
+          <w:rFonts w:hint="default"/>
+          <w:sz w:val="28"/>
+          <w:szCs w:val="28"/>
+          <w:lang w:val="en-PH"/>
+        </w:rPr>
+      </w:pPr>
+      <w:r>
+        <w:rPr>
+          <w:rFonts w:hint="default"/>
+          <w:sz w:val="28"/>
+          <w:szCs w:val="28"/>
+          <w:lang w:val="en-PH"/>
+        </w:rPr>
+        <w:t>9.2 Production Server Deployment</w:t>
+      </w:r>
+    </w:p>
+    <w:p>
+      <w:pPr>
+        <w:numPr>
+          <w:ilvl w:val="0"/>
+          <w:numId w:val="0"/>
+        </w:numPr>
+        <w:rPr>
+          <w:rFonts w:hint="default"/>
+          <w:sz w:val="24"/>
+          <w:szCs w:val="24"/>
+          <w:lang w:val="en-PH"/>
+        </w:rPr>
+      </w:pPr>
+    </w:p>
+    <w:p>
+      <w:pPr>
+        <w:numPr>
+          <w:ilvl w:val="0"/>
+          <w:numId w:val="0"/>
+        </w:numPr>
+        <w:rPr>
+          <w:rFonts w:hint="default"/>
+          <w:sz w:val="24"/>
+          <w:szCs w:val="24"/>
+          <w:lang w:val="en-PH"/>
+        </w:rPr>
+      </w:pPr>
+    </w:p>
+    <w:p>
+      <w:pPr>
+        <w:numPr>
+          <w:ilvl w:val="0"/>
+          <w:numId w:val="0"/>
+        </w:numPr>
+        <w:rPr>
+          <w:rFonts w:hint="default"/>
+          <w:sz w:val="24"/>
+          <w:szCs w:val="24"/>
+          <w:lang w:val="en-PH"/>
+        </w:rPr>
+      </w:pPr>
+    </w:p>
+    <w:p>
+      <w:pPr>
+        <w:numPr>
+          <w:ilvl w:val="0"/>
+          <w:numId w:val="0"/>
+        </w:numPr>
+        <w:rPr>
+          <w:rFonts w:hint="default"/>
+          <w:sz w:val="24"/>
+          <w:szCs w:val="24"/>
+          <w:lang w:val="en-PH"/>
+        </w:rPr>
+      </w:pPr>
+    </w:p>
+    <w:p>
+      <w:pPr>
+        <w:numPr>
+          <w:ilvl w:val="0"/>
+          <w:numId w:val="0"/>
+        </w:numPr>
+        <w:rPr>
+          <w:rFonts w:hint="default"/>
+          <w:sz w:val="24"/>
+          <w:szCs w:val="24"/>
+          <w:lang w:val="en-PH"/>
+        </w:rPr>
+      </w:pPr>
+    </w:p>
+    <w:p>
+      <w:pPr>
+        <w:numPr>
+          <w:ilvl w:val="0"/>
+          <w:numId w:val="0"/>
+        </w:numPr>
+        <w:rPr>
+          <w:rFonts w:hint="default"/>
+          <w:sz w:val="24"/>
+          <w:szCs w:val="24"/>
+          <w:lang w:val="en-PH"/>
+        </w:rPr>
+      </w:pPr>
+    </w:p>
+    <w:p>
+      <w:pPr>
+        <w:numPr>
+          <w:ilvl w:val="0"/>
+          <w:numId w:val="0"/>
+        </w:numPr>
+        <w:rPr>
+          <w:rFonts w:hint="default"/>
+          <w:sz w:val="24"/>
+          <w:szCs w:val="24"/>
+          <w:lang w:val="en-PH"/>
+        </w:rPr>
+      </w:pPr>
+    </w:p>
+    <w:p>
+      <w:pPr>
+        <w:numPr>
+          <w:ilvl w:val="0"/>
+          <w:numId w:val="0"/>
+        </w:numPr>
+        <w:rPr>
+          <w:rFonts w:hint="default"/>
+          <w:sz w:val="24"/>
+          <w:szCs w:val="24"/>
+          <w:lang w:val="en-PH"/>
+        </w:rPr>
+      </w:pPr>
+    </w:p>
+    <w:p>
+      <w:pPr>
+        <w:numPr>
+          <w:ilvl w:val="0"/>
+          <w:numId w:val="0"/>
+        </w:numPr>
+        <w:rPr>
+          <w:rFonts w:hint="default"/>
+          <w:sz w:val="24"/>
+          <w:szCs w:val="24"/>
+          <w:lang w:val="en-PH"/>
+        </w:rPr>
+      </w:pPr>
+    </w:p>
+    <w:p>
+      <w:pPr>
+        <w:numPr>
+          <w:ilvl w:val="0"/>
+          <w:numId w:val="0"/>
+        </w:numPr>
+        <w:rPr>
+          <w:rFonts w:hint="default"/>
+          <w:sz w:val="24"/>
+          <w:szCs w:val="24"/>
+          <w:lang w:val="en-PH"/>
+        </w:rPr>
+      </w:pPr>
+    </w:p>
+    <w:p>
+      <w:pPr>
+        <w:numPr>
+          <w:ilvl w:val="0"/>
+          <w:numId w:val="0"/>
+        </w:numPr>
+        <w:rPr>
+          <w:rFonts w:hint="default"/>
+          <w:sz w:val="24"/>
+          <w:szCs w:val="24"/>
+          <w:lang w:val="en-PH"/>
+        </w:rPr>
+      </w:pPr>
+    </w:p>
+    <w:p>
+      <w:pPr>
+        <w:numPr>
+          <w:ilvl w:val="0"/>
+          <w:numId w:val="0"/>
+        </w:numPr>
+        <w:rPr>
+          <w:rFonts w:hint="default"/>
+          <w:sz w:val="24"/>
+          <w:szCs w:val="24"/>
+          <w:lang w:val="en-PH"/>
+        </w:rPr>
+      </w:pPr>
+    </w:p>
+    <w:p>
+      <w:pPr>
+        <w:numPr>
+          <w:ilvl w:val="0"/>
+          <w:numId w:val="3"/>
+        </w:numPr>
+        <w:rPr>
+          <w:rFonts w:hint="default"/>
+          <w:b/>
+          <w:bCs/>
+          <w:sz w:val="24"/>
+          <w:szCs w:val="24"/>
+          <w:lang w:val="en-PH"/>
+        </w:rPr>
+      </w:pPr>
+      <w:r>
+        <w:rPr>
+          <w:rFonts w:hint="default"/>
+          <w:b/>
+          <w:bCs/>
+          <w:sz w:val="24"/>
+          <w:szCs w:val="24"/>
+          <w:lang w:val="en-PH"/>
+        </w:rPr>
+        <w:t>Project Overview</w:t>
+      </w:r>
+    </w:p>
+    <w:p>
+      <w:pPr>
+        <w:numPr>
+          <w:ilvl w:val="0"/>
+          <w:numId w:val="0"/>
+        </w:numPr>
+        <w:rPr>
+          <w:rFonts w:hint="default"/>
+          <w:sz w:val="24"/>
+          <w:szCs w:val="24"/>
+          <w:lang w:val="en-PH"/>
+        </w:rPr>
+      </w:pPr>
+      <w:r>
+        <w:rPr>
+          <w:rFonts w:hint="default"/>
+          <w:sz w:val="24"/>
+          <w:szCs w:val="24"/>
+          <w:lang w:val="en-PH"/>
+        </w:rPr>
+        <w:t>The LMS 2.0 (Letter Management System) is a web-based application designed for the digital tracking, archiving, and management of the workflow of letters arriving at every department, section, and team within the Central Office.</w:t>
+      </w:r>
+    </w:p>
+    <w:p>
+      <w:pPr>
+        <w:numPr>
+          <w:ilvl w:val="0"/>
+          <w:numId w:val="0"/>
+        </w:numPr>
+        <w:rPr>
+          <w:rFonts w:hint="default"/>
+          <w:sz w:val="24"/>
+          <w:szCs w:val="24"/>
+          <w:lang w:val="en-PH"/>
+        </w:rPr>
+      </w:pPr>
       <w:bookmarkStart w:id="0" w:name="_GoBack"/>
       <w:bookmarkEnd w:id="0"/>
     </w:p>
     <w:p>
       <w:pPr>
         <w:numPr>
-          <w:ilvl w:val="0"/>
-          <w:numId w:val="2"/>
-        </w:numPr>
-        <w:rPr>
-          <w:rFonts w:hint="default"/>
-          <w:b/>
-          <w:bCs/>
-          <w:sz w:val="28"/>
-          <w:szCs w:val="28"/>
-          <w:lang w:val="en-PH"/>
-        </w:rPr>
-      </w:pPr>
-      <w:r>
-        <w:rPr>
-          <w:rFonts w:hint="default"/>
-          <w:b/>
-          <w:bCs/>
-          <w:sz w:val="28"/>
-          <w:szCs w:val="28"/>
-          <w:lang w:val="en-PH"/>
-        </w:rPr>
-        <w:t>Use Case Diagram</w:t>
-      </w:r>
-    </w:p>
-    <w:p>
-      <w:pPr>
-        <w:numPr>
-          <w:numId w:val="0"/>
-        </w:numPr>
-        <w:rPr>
-          <w:rFonts w:hint="default"/>
-          <w:b/>
-          <w:bCs/>
-          <w:sz w:val="28"/>
-          <w:szCs w:val="28"/>
-          <w:lang w:val="en-PH"/>
-        </w:rPr>
-      </w:pPr>
-    </w:p>
-    <w:p>
-      <w:pPr>
-        <w:numPr>
-          <w:ilvl w:val="0"/>
-          <w:numId w:val="2"/>
-        </w:numPr>
-        <w:rPr>
-          <w:rFonts w:hint="default"/>
-          <w:sz w:val="28"/>
-          <w:szCs w:val="28"/>
-          <w:lang w:val="en-PH"/>
-        </w:rPr>
-      </w:pPr>
-      <w:r>
-        <w:rPr>
-          <w:rFonts w:hint="default"/>
-          <w:b/>
-          <w:bCs/>
-          <w:sz w:val="28"/>
-          <w:szCs w:val="28"/>
-          <w:lang w:val="en-PH"/>
-        </w:rPr>
-        <w:t>Workflow Diagram</w:t>
-      </w:r>
-    </w:p>
-    <w:p>
-      <w:pPr>
-        <w:numPr>
-          <w:numId w:val="0"/>
-        </w:numPr>
-        <w:rPr>
-          <w:rFonts w:hint="default"/>
-          <w:sz w:val="28"/>
-          <w:szCs w:val="28"/>
-          <w:lang w:val="en-PH"/>
-        </w:rPr>
-      </w:pPr>
-    </w:p>
-    <w:p>
-      <w:pPr>
-        <w:numPr>
-          <w:ilvl w:val="0"/>
-          <w:numId w:val="2"/>
-        </w:numPr>
-        <w:rPr>
-          <w:rFonts w:hint="default"/>
-          <w:b/>
-          <w:bCs/>
-          <w:sz w:val="28"/>
-          <w:szCs w:val="28"/>
-          <w:lang w:val="en-PH"/>
-        </w:rPr>
-      </w:pPr>
-      <w:r>
-        <w:rPr>
-          <w:rFonts w:hint="default"/>
-          <w:b/>
-          <w:bCs/>
-          <w:sz w:val="28"/>
-          <w:szCs w:val="28"/>
-          <w:lang w:val="en-PH"/>
-        </w:rPr>
-        <w:t>Testing Requirements</w:t>
-      </w:r>
-    </w:p>
-    <w:p>
-      <w:pPr>
-        <w:numPr>
-          <w:ilvl w:val="0"/>
-          <w:numId w:val="0"/>
-        </w:numPr>
-        <w:ind w:firstLine="720" w:firstLineChars="0"/>
-        <w:rPr>
-          <w:rFonts w:hint="default"/>
-          <w:sz w:val="28"/>
-          <w:szCs w:val="28"/>
-          <w:lang w:val="en-PH"/>
-        </w:rPr>
-      </w:pPr>
-      <w:r>
-        <w:rPr>
-          <w:rFonts w:hint="default"/>
-          <w:sz w:val="28"/>
-          <w:szCs w:val="28"/>
-          <w:lang w:val="en-PH"/>
-        </w:rPr>
-        <w:t>9.1 Functional Testing (Manual)</w:t>
-      </w:r>
-    </w:p>
-    <w:p>
-      <w:pPr>
-        <w:numPr>
-          <w:ilvl w:val="0"/>
-          <w:numId w:val="0"/>
-        </w:numPr>
-        <w:ind w:firstLine="720" w:firstLineChars="0"/>
-        <w:rPr>
-          <w:rFonts w:hint="default"/>
-          <w:sz w:val="28"/>
-          <w:szCs w:val="28"/>
-          <w:lang w:val="en-PH"/>
-        </w:rPr>
-      </w:pPr>
-      <w:r>
-        <w:rPr>
-          <w:rFonts w:hint="default"/>
-          <w:sz w:val="28"/>
-          <w:szCs w:val="28"/>
-          <w:lang w:val="en-PH"/>
-        </w:rPr>
-        <w:t>9.2 Production Server Deployment</w:t>
-      </w:r>
-    </w:p>
-    <w:p>
-      <w:pPr>
-        <w:numPr>
-          <w:ilvl w:val="0"/>
-          <w:numId w:val="0"/>
-        </w:numPr>
-        <w:rPr>
-          <w:rFonts w:hint="default"/>
-          <w:sz w:val="24"/>
-          <w:szCs w:val="24"/>
-          <w:lang w:val="en-PH"/>
-        </w:rPr>
-      </w:pPr>
-    </w:p>
-    <w:p>
-      <w:pPr>
-        <w:numPr>
-          <w:ilvl w:val="0"/>
-          <w:numId w:val="0"/>
-        </w:numPr>
-        <w:rPr>
-          <w:rFonts w:hint="default"/>
-          <w:sz w:val="24"/>
-          <w:szCs w:val="24"/>
-          <w:lang w:val="en-PH"/>
-        </w:rPr>
-      </w:pPr>
-    </w:p>
-    <w:p>
-      <w:pPr>
-        <w:numPr>
-          <w:ilvl w:val="0"/>
-          <w:numId w:val="0"/>
-        </w:numPr>
-        <w:rPr>
-          <w:rFonts w:hint="default"/>
-          <w:sz w:val="24"/>
-          <w:szCs w:val="24"/>
-          <w:lang w:val="en-PH"/>
-        </w:rPr>
-      </w:pPr>
-    </w:p>
-    <w:p>
-      <w:pPr>
-        <w:numPr>
-          <w:ilvl w:val="0"/>
-          <w:numId w:val="0"/>
-        </w:numPr>
-        <w:rPr>
-          <w:rFonts w:hint="default"/>
-          <w:sz w:val="24"/>
-          <w:szCs w:val="24"/>
-          <w:lang w:val="en-PH"/>
-        </w:rPr>
-      </w:pPr>
-    </w:p>
-    <w:p>
-      <w:pPr>
-        <w:numPr>
-          <w:ilvl w:val="0"/>
-          <w:numId w:val="0"/>
-        </w:numPr>
-        <w:rPr>
-          <w:rFonts w:hint="default"/>
-          <w:sz w:val="24"/>
-          <w:szCs w:val="24"/>
-          <w:lang w:val="en-PH"/>
-        </w:rPr>
-      </w:pPr>
-    </w:p>
-    <w:p>
-      <w:pPr>
-        <w:numPr>
-          <w:ilvl w:val="0"/>
-          <w:numId w:val="0"/>
-        </w:numPr>
-        <w:rPr>
-          <w:rFonts w:hint="default"/>
-          <w:sz w:val="24"/>
-          <w:szCs w:val="24"/>
-          <w:lang w:val="en-PH"/>
-        </w:rPr>
-      </w:pPr>
-    </w:p>
-    <w:p>
-      <w:pPr>
-        <w:numPr>
-          <w:ilvl w:val="0"/>
-          <w:numId w:val="0"/>
-        </w:numPr>
-        <w:rPr>
-          <w:rFonts w:hint="default"/>
-          <w:sz w:val="24"/>
-          <w:szCs w:val="24"/>
-          <w:lang w:val="en-PH"/>
-        </w:rPr>
-      </w:pPr>
-    </w:p>
-    <w:p>
-      <w:pPr>
-        <w:numPr>
-          <w:ilvl w:val="0"/>
-          <w:numId w:val="0"/>
-        </w:numPr>
-        <w:rPr>
-          <w:rFonts w:hint="default"/>
-          <w:sz w:val="24"/>
-          <w:szCs w:val="24"/>
-          <w:lang w:val="en-PH"/>
-        </w:rPr>
-      </w:pPr>
-    </w:p>
-    <w:p>
-      <w:pPr>
-        <w:numPr>
-          <w:ilvl w:val="0"/>
-          <w:numId w:val="0"/>
-        </w:numPr>
-        <w:rPr>
-          <w:rFonts w:hint="default"/>
-          <w:sz w:val="24"/>
-          <w:szCs w:val="24"/>
-          <w:lang w:val="en-PH"/>
-        </w:rPr>
-      </w:pPr>
-    </w:p>
-    <w:p>
-      <w:pPr>
-        <w:numPr>
-          <w:ilvl w:val="0"/>
-          <w:numId w:val="0"/>
-        </w:numPr>
-        <w:rPr>
-          <w:rFonts w:hint="default"/>
-          <w:sz w:val="24"/>
-          <w:szCs w:val="24"/>
-          <w:lang w:val="en-PH"/>
-        </w:rPr>
-      </w:pPr>
-    </w:p>
-    <w:p>
-      <w:pPr>
-        <w:numPr>
-          <w:ilvl w:val="0"/>
-          <w:numId w:val="0"/>
-        </w:numPr>
-        <w:rPr>
-          <w:rFonts w:hint="default"/>
-          <w:sz w:val="24"/>
-          <w:szCs w:val="24"/>
-          <w:lang w:val="en-PH"/>
-        </w:rPr>
-      </w:pPr>
-    </w:p>
-    <w:p>
-      <w:pPr>
-        <w:numPr>
-          <w:ilvl w:val="0"/>
-          <w:numId w:val="0"/>
-        </w:numPr>
-        <w:rPr>
-          <w:rFonts w:hint="default"/>
-          <w:sz w:val="24"/>
-          <w:szCs w:val="24"/>
-          <w:lang w:val="en-PH"/>
-        </w:rPr>
-      </w:pPr>
-    </w:p>
-    <w:p>
-      <w:pPr>
-        <w:numPr>
-          <w:ilvl w:val="0"/>
-          <w:numId w:val="3"/>
-        </w:numPr>
-        <w:rPr>
-          <w:rFonts w:hint="default"/>
-          <w:b/>
-          <w:bCs/>
-          <w:sz w:val="24"/>
-          <w:szCs w:val="24"/>
-          <w:lang w:val="en-PH"/>
-        </w:rPr>
-      </w:pPr>
-      <w:r>
-        <w:rPr>
-          <w:rFonts w:hint="default"/>
-          <w:b/>
-          <w:bCs/>
-          <w:sz w:val="24"/>
-          <w:szCs w:val="24"/>
-          <w:lang w:val="en-PH"/>
-        </w:rPr>
-        <w:t>Project Overview</w:t>
-      </w:r>
-    </w:p>
-    <w:p>
-      <w:pPr>
-        <w:numPr>
-          <w:ilvl w:val="0"/>
-          <w:numId w:val="0"/>
-        </w:numPr>
-        <w:rPr>
-          <w:rFonts w:hint="default"/>
-          <w:sz w:val="24"/>
-          <w:szCs w:val="24"/>
-          <w:lang w:val="en-PH"/>
-        </w:rPr>
-      </w:pPr>
-      <w:r>
-        <w:rPr>
-          <w:rFonts w:hint="default"/>
-          <w:sz w:val="24"/>
-          <w:szCs w:val="24"/>
-          <w:lang w:val="en-PH"/>
-        </w:rPr>
-        <w:t>The LMS 2.0 (Letter Management System) is a web-based application designed for the digital tracking, archiving, and management of the workflow of letters arriving at every department, section, and team within the Central Office.</w:t>
-      </w:r>
-    </w:p>
-    <w:p>
-      <w:pPr>
-        <w:numPr>
-          <w:ilvl w:val="0"/>
-          <w:numId w:val="0"/>
-        </w:numPr>
-        <w:rPr>
-          <w:rFonts w:hint="default"/>
-          <w:sz w:val="24"/>
-          <w:szCs w:val="24"/>
-          <w:lang w:val="en-PH"/>
-        </w:rPr>
-      </w:pPr>
-    </w:p>
-    <w:p>
-      <w:pPr>
-        <w:numPr>
           <w:ilvl w:val="1"/>
           <w:numId w:val="4"/>
         </w:numPr>
@@ -1852,7 +1857,97 @@
       <w:pPr>
         <w:numPr>
           <w:ilvl w:val="0"/>
-          <w:numId w:val="6"/>
+          <w:numId w:val="0"/>
+        </w:numPr>
+        <w:ind w:leftChars="0"/>
+        <w:rPr>
+          <w:rFonts w:hint="default"/>
+          <w:b w:val="0"/>
+          <w:bCs w:val="0"/>
+          <w:sz w:val="24"/>
+          <w:szCs w:val="24"/>
+          <w:lang w:val="en-PH"/>
+        </w:rPr>
+      </w:pPr>
+    </w:p>
+    <w:p>
+      <w:pPr>
+        <w:numPr>
+          <w:ilvl w:val="0"/>
+          <w:numId w:val="4"/>
+        </w:numPr>
+        <w:ind w:left="0" w:leftChars="0" w:firstLine="0" w:firstLineChars="0"/>
+        <w:rPr>
+          <w:rFonts w:hint="default"/>
+          <w:b/>
+          <w:bCs/>
+          <w:sz w:val="24"/>
+          <w:szCs w:val="24"/>
+          <w:lang w:val="en-PH"/>
+        </w:rPr>
+      </w:pPr>
+      <w:r>
+        <w:rPr>
+          <w:rFonts w:hint="default"/>
+          <w:b/>
+          <w:bCs/>
+          <w:sz w:val="24"/>
+          <w:szCs w:val="24"/>
+          <w:lang w:val="en-PH"/>
+        </w:rPr>
+        <w:t>User Roles &amp; Permissions</w:t>
+      </w:r>
+    </w:p>
+    <w:p>
+      <w:pPr>
+        <w:numPr>
+          <w:ilvl w:val="0"/>
+          <w:numId w:val="0"/>
+        </w:numPr>
+        <w:ind w:leftChars="0"/>
+        <w:rPr>
+          <w:rFonts w:hint="default"/>
+          <w:b w:val="0"/>
+          <w:bCs w:val="0"/>
+          <w:sz w:val="24"/>
+          <w:szCs w:val="24"/>
+          <w:lang w:val="en-PH"/>
+        </w:rPr>
+      </w:pPr>
+      <w:r>
+        <w:rPr>
+          <w:rFonts w:hint="default"/>
+          <w:b w:val="0"/>
+          <w:bCs w:val="0"/>
+          <w:sz w:val="24"/>
+          <w:szCs w:val="24"/>
+          <w:lang w:val="en-PH"/>
+        </w:rPr>
+        <w:t>The system uses strict roles and an Access Matrix. Users only see what they are allowed to see.</w:t>
+      </w:r>
+    </w:p>
+    <w:p>
+      <w:pPr>
+        <w:numPr>
+          <w:ilvl w:val="0"/>
+          <w:numId w:val="0"/>
+        </w:numPr>
+        <w:ind w:leftChars="0"/>
+        <w:rPr>
+          <w:rFonts w:hint="default"/>
+          <w:b w:val="0"/>
+          <w:bCs w:val="0"/>
+          <w:sz w:val="24"/>
+          <w:szCs w:val="24"/>
+          <w:lang w:val="en-PH"/>
+        </w:rPr>
+      </w:pPr>
+    </w:p>
+    <w:p>
+      <w:pPr>
+        <w:numPr>
+          <w:ilvl w:val="0"/>
+          <w:numId w:val="7"/>
         </w:numPr>
         <w:ind w:left="425" w:leftChars="0" w:hanging="425" w:firstLineChars="0"/>
         <w:jc w:val="both"/>
@@ -1874,109 +1969,19 @@
           <w:szCs w:val="24"/>
           <w:lang w:val="en-PH"/>
         </w:rPr>
-        <w:t>File Attachments</w:t>
-      </w:r>
-      <w:r>
-        <w:rPr>
-          <w:rFonts w:hint="default"/>
-          <w:b w:val="0"/>
-          <w:bCs w:val="0"/>
-          <w:sz w:val="24"/>
-          <w:szCs w:val="24"/>
-          <w:lang w:val="en-PH"/>
-        </w:rPr>
-        <w:t>: Pag-upload ng scanned copies ng mga sulat para mabilis na viewing.</w:t>
-      </w:r>
-    </w:p>
-    <w:p>
-      <w:pPr>
-        <w:numPr>
-          <w:ilvl w:val="0"/>
-          <w:numId w:val="0"/>
-        </w:numPr>
-        <w:ind w:leftChars="0"/>
-        <w:rPr>
-          <w:rFonts w:hint="default"/>
-          <w:b w:val="0"/>
-          <w:bCs w:val="0"/>
-          <w:sz w:val="24"/>
-          <w:szCs w:val="24"/>
-          <w:lang w:val="en-PH"/>
-        </w:rPr>
-      </w:pPr>
-    </w:p>
-    <w:p>
-      <w:pPr>
-        <w:numPr>
-          <w:ilvl w:val="0"/>
-          <w:numId w:val="4"/>
-        </w:numPr>
-        <w:ind w:left="0" w:leftChars="0" w:firstLine="0" w:firstLineChars="0"/>
-        <w:rPr>
-          <w:rFonts w:hint="default"/>
-          <w:b/>
-          <w:bCs/>
-          <w:sz w:val="24"/>
-          <w:szCs w:val="24"/>
-          <w:lang w:val="en-PH"/>
-        </w:rPr>
-      </w:pPr>
-      <w:r>
-        <w:rPr>
-          <w:rFonts w:hint="default"/>
-          <w:b/>
-          <w:bCs/>
-          <w:sz w:val="24"/>
-          <w:szCs w:val="24"/>
-          <w:lang w:val="en-PH"/>
-        </w:rPr>
-        <w:t>User Roles &amp; Permissions</w:t>
-      </w:r>
-    </w:p>
-    <w:p>
-      <w:pPr>
-        <w:numPr>
-          <w:ilvl w:val="0"/>
-          <w:numId w:val="0"/>
-        </w:numPr>
-        <w:ind w:leftChars="0"/>
-        <w:rPr>
-          <w:rFonts w:hint="default"/>
-          <w:b w:val="0"/>
-          <w:bCs w:val="0"/>
-          <w:sz w:val="24"/>
-          <w:szCs w:val="24"/>
-          <w:lang w:val="en-PH"/>
-        </w:rPr>
-      </w:pPr>
-      <w:r>
-        <w:rPr>
-          <w:rFonts w:hint="default"/>
-          <w:b w:val="0"/>
-          <w:bCs w:val="0"/>
-          <w:sz w:val="24"/>
-          <w:szCs w:val="24"/>
-          <w:lang w:val="en-PH"/>
-        </w:rPr>
-        <w:t>The system uses strict roles and an Access Matrix. Users only see what they are allowed to see.</w:t>
-      </w:r>
-    </w:p>
-    <w:p>
-      <w:pPr>
-        <w:numPr>
-          <w:ilvl w:val="0"/>
-          <w:numId w:val="0"/>
-        </w:numPr>
-        <w:ind w:leftChars="0"/>
-        <w:rPr>
-          <w:rFonts w:hint="default"/>
-          <w:b w:val="0"/>
-          <w:bCs w:val="0"/>
-          <w:sz w:val="24"/>
-          <w:szCs w:val="24"/>
-          <w:lang w:val="en-PH"/>
-        </w:rPr>
-      </w:pPr>
+        <w:t>Administrator:</w:t>
+      </w:r>
+      <w:r>
+        <w:rPr>
+          <w:rFonts w:hint="default"/>
+          <w:b w:val="0"/>
+          <w:bCs w:val="0"/>
+          <w:sz w:val="24"/>
+          <w:szCs w:val="24"/>
+          <w:lang w:val="en-PH"/>
+        </w:rPr>
+        <w:t xml:space="preserve"> Full control. They can manage users, settings, and permissions.</w:t>
+      </w:r>
     </w:p>
     <w:p>
       <w:pPr>
@@ -2004,18 +2009,18 @@
           <w:szCs w:val="24"/>
           <w:lang w:val="en-PH"/>
         </w:rPr>
-        <w:t>Administrator:</w:t>
-      </w:r>
-      <w:r>
-        <w:rPr>
-          <w:rFonts w:hint="default"/>
-          <w:b w:val="0"/>
-          <w:bCs w:val="0"/>
-          <w:sz w:val="24"/>
-          <w:szCs w:val="24"/>
-          <w:lang w:val="en-PH"/>
-        </w:rPr>
-        <w:t xml:space="preserve"> Full control. They can manage users, settings, and permissions.</w:t>
+        <w:t>VIP:</w:t>
+      </w:r>
+      <w:r>
+        <w:rPr>
+          <w:rFonts w:hint="default"/>
+          <w:b w:val="0"/>
+          <w:bCs w:val="0"/>
+          <w:sz w:val="24"/>
+          <w:szCs w:val="24"/>
+          <w:lang w:val="en-PH"/>
+        </w:rPr>
+        <w:t xml:space="preserve"> This is used when the subject is out of the country (abroad). All letters requiring a signature and comments can be found here.</w:t>
       </w:r>
     </w:p>
     <w:p>
@@ -2044,18 +2049,18 @@
           <w:szCs w:val="24"/>
           <w:lang w:val="en-PH"/>
         </w:rPr>
-        <w:t>VIP:</w:t>
-      </w:r>
-      <w:r>
-        <w:rPr>
-          <w:rFonts w:hint="default"/>
-          <w:b w:val="0"/>
-          <w:bCs w:val="0"/>
-          <w:sz w:val="24"/>
-          <w:szCs w:val="24"/>
-          <w:lang w:val="en-PH"/>
-        </w:rPr>
-        <w:t xml:space="preserve"> This is used when the subject is out of the country (abroad). All letters requiring a signature and comments can be found here.</w:t>
+        <w:t>Encoder:</w:t>
+      </w:r>
+      <w:r>
+        <w:rPr>
+          <w:rFonts w:hint="default"/>
+          <w:b w:val="0"/>
+          <w:bCs w:val="0"/>
+          <w:sz w:val="24"/>
+          <w:szCs w:val="24"/>
+          <w:lang w:val="en-PH"/>
+        </w:rPr>
+        <w:t xml:space="preserve"> Creates new letter records, manage letters, and uploads PDF scanned files.</w:t>
       </w:r>
     </w:p>
     <w:p>
@@ -2084,25 +2089,708 @@
           <w:szCs w:val="24"/>
           <w:lang w:val="en-PH"/>
         </w:rPr>
-        <w:t>Encoder:</w:t>
-      </w:r>
-      <w:r>
-        <w:rPr>
-          <w:rFonts w:hint="default"/>
-          <w:b w:val="0"/>
-          <w:bCs w:val="0"/>
-          <w:sz w:val="24"/>
-          <w:szCs w:val="24"/>
-          <w:lang w:val="en-PH"/>
-        </w:rPr>
-        <w:t xml:space="preserve"> Creates new letter records, manage letters, and uploads PDF scanned files.</w:t>
-      </w:r>
-    </w:p>
-    <w:p>
-      <w:pPr>
-        <w:numPr>
-          <w:ilvl w:val="0"/>
-          <w:numId w:val="7"/>
+        <w:t>User:</w:t>
+      </w:r>
+      <w:r>
+        <w:rPr>
+          <w:rFonts w:hint="default"/>
+          <w:b w:val="0"/>
+          <w:bCs w:val="0"/>
+          <w:sz w:val="24"/>
+          <w:szCs w:val="24"/>
+          <w:lang w:val="en-PH"/>
+        </w:rPr>
+        <w:t xml:space="preserve"> They only see letters that are assigned to their specific section or team.</w:t>
+      </w:r>
+    </w:p>
+    <w:p>
+      <w:pPr>
+        <w:numPr>
+          <w:ilvl w:val="0"/>
+          <w:numId w:val="0"/>
+        </w:numPr>
+        <w:ind w:leftChars="0"/>
+        <w:rPr>
+          <w:rFonts w:hint="default"/>
+          <w:b w:val="0"/>
+          <w:bCs w:val="0"/>
+          <w:sz w:val="24"/>
+          <w:szCs w:val="24"/>
+          <w:lang w:val="en-PH"/>
+        </w:rPr>
+      </w:pPr>
+    </w:p>
+    <w:p>
+      <w:pPr>
+        <w:numPr>
+          <w:ilvl w:val="0"/>
+          <w:numId w:val="4"/>
+        </w:numPr>
+        <w:ind w:left="0" w:leftChars="0" w:firstLine="0" w:firstLineChars="0"/>
+        <w:rPr>
+          <w:rFonts w:hint="default"/>
+          <w:b w:val="0"/>
+          <w:bCs w:val="0"/>
+          <w:sz w:val="24"/>
+          <w:szCs w:val="24"/>
+          <w:lang w:val="en-PH"/>
+        </w:rPr>
+      </w:pPr>
+      <w:r>
+        <w:rPr>
+          <w:rFonts w:hint="default"/>
+          <w:b/>
+          <w:bCs/>
+          <w:sz w:val="24"/>
+          <w:szCs w:val="24"/>
+          <w:lang w:val="en-PH"/>
+        </w:rPr>
+        <w:t>User Stories</w:t>
+      </w:r>
+    </w:p>
+    <w:p>
+      <w:pPr>
+        <w:numPr>
+          <w:ilvl w:val="0"/>
+          <w:numId w:val="0"/>
+        </w:numPr>
+        <w:ind w:leftChars="0"/>
+        <w:rPr>
+          <w:rFonts w:hint="default"/>
+          <w:b w:val="0"/>
+          <w:bCs w:val="0"/>
+          <w:sz w:val="24"/>
+          <w:szCs w:val="24"/>
+          <w:lang w:val="en-PH"/>
+        </w:rPr>
+      </w:pPr>
+      <w:r>
+        <w:rPr>
+          <w:rFonts w:hint="default"/>
+          <w:b w:val="0"/>
+          <w:bCs w:val="0"/>
+          <w:sz w:val="24"/>
+          <w:szCs w:val="24"/>
+          <w:lang w:val="en-PH"/>
+        </w:rPr>
+        <w:t>User stories help explain exactly what each role needs to do in the system.</w:t>
+      </w:r>
+    </w:p>
+    <w:p>
+      <w:pPr>
+        <w:numPr>
+          <w:ilvl w:val="0"/>
+          <w:numId w:val="0"/>
+        </w:numPr>
+        <w:ind w:leftChars="0"/>
+        <w:rPr>
+          <w:rFonts w:hint="default"/>
+          <w:b w:val="0"/>
+          <w:bCs w:val="0"/>
+          <w:sz w:val="24"/>
+          <w:szCs w:val="24"/>
+          <w:lang w:val="en-PH"/>
+        </w:rPr>
+      </w:pPr>
+    </w:p>
+    <w:p>
+      <w:pPr>
+        <w:numPr>
+          <w:ilvl w:val="0"/>
+          <w:numId w:val="8"/>
+        </w:numPr>
+        <w:ind w:left="425" w:leftChars="0" w:hanging="425" w:firstLineChars="0"/>
+        <w:rPr>
+          <w:rFonts w:hint="default"/>
+          <w:b w:val="0"/>
+          <w:bCs w:val="0"/>
+          <w:sz w:val="24"/>
+          <w:szCs w:val="24"/>
+          <w:lang w:val="en-PH"/>
+        </w:rPr>
+      </w:pPr>
+      <w:r>
+        <w:rPr>
+          <w:rFonts w:hint="default"/>
+          <w:b/>
+          <w:bCs/>
+          <w:sz w:val="24"/>
+          <w:szCs w:val="24"/>
+          <w:lang w:val="en-PH"/>
+        </w:rPr>
+        <w:t>Admin / Developer</w:t>
+      </w:r>
+    </w:p>
+    <w:p>
+      <w:pPr>
+        <w:numPr>
+          <w:ilvl w:val="0"/>
+          <w:numId w:val="0"/>
+        </w:numPr>
+        <w:ind w:leftChars="0"/>
+        <w:rPr>
+          <w:rFonts w:hint="default"/>
+          <w:b w:val="0"/>
+          <w:bCs w:val="0"/>
+          <w:sz w:val="24"/>
+          <w:szCs w:val="24"/>
+          <w:lang w:val="en-PH"/>
+        </w:rPr>
+      </w:pPr>
+      <w:r>
+        <w:rPr>
+          <w:rFonts w:hint="default"/>
+          <w:b w:val="0"/>
+          <w:bCs w:val="0"/>
+          <w:sz w:val="24"/>
+          <w:szCs w:val="24"/>
+          <w:lang w:val="en-PH"/>
+        </w:rPr>
+        <w:t>Story: As an Admin, I want to assign a new letter to a specific department and choose the correct workflow step.</w:t>
+      </w:r>
+    </w:p>
+    <w:p>
+      <w:pPr>
+        <w:numPr>
+          <w:ilvl w:val="0"/>
+          <w:numId w:val="8"/>
+        </w:numPr>
+        <w:ind w:left="425" w:leftChars="0" w:hanging="425" w:firstLineChars="0"/>
+        <w:rPr>
+          <w:rFonts w:hint="default"/>
+          <w:b/>
+          <w:bCs/>
+          <w:sz w:val="24"/>
+          <w:szCs w:val="24"/>
+          <w:lang w:val="en-PH"/>
+        </w:rPr>
+      </w:pPr>
+      <w:r>
+        <w:rPr>
+          <w:rFonts w:hint="default"/>
+          <w:b/>
+          <w:bCs/>
+          <w:sz w:val="24"/>
+          <w:szCs w:val="24"/>
+          <w:lang w:val="en-PH"/>
+        </w:rPr>
+        <w:t>VIP</w:t>
+      </w:r>
+    </w:p>
+    <w:p>
+      <w:pPr>
+        <w:numPr>
+          <w:ilvl w:val="0"/>
+          <w:numId w:val="0"/>
+        </w:numPr>
+        <w:ind w:leftChars="0"/>
+        <w:rPr>
+          <w:rFonts w:hint="default"/>
+          <w:b w:val="0"/>
+          <w:bCs w:val="0"/>
+          <w:sz w:val="24"/>
+          <w:szCs w:val="24"/>
+          <w:lang w:val="en-PH"/>
+        </w:rPr>
+      </w:pPr>
+      <w:r>
+        <w:rPr>
+          <w:rFonts w:hint="default"/>
+          <w:b w:val="0"/>
+          <w:bCs w:val="0"/>
+          <w:sz w:val="24"/>
+          <w:szCs w:val="24"/>
+          <w:lang w:val="en-PH"/>
+        </w:rPr>
+        <w:t>Story: As a VIP, I want to see the status of every letter across all departments so that I can sign them and add comments to the letters.</w:t>
+      </w:r>
+    </w:p>
+    <w:p>
+      <w:pPr>
+        <w:numPr>
+          <w:ilvl w:val="0"/>
+          <w:numId w:val="8"/>
+        </w:numPr>
+        <w:ind w:left="425" w:leftChars="0" w:hanging="425" w:firstLineChars="0"/>
+        <w:rPr>
+          <w:rFonts w:hint="default"/>
+          <w:b w:val="0"/>
+          <w:bCs w:val="0"/>
+          <w:sz w:val="24"/>
+          <w:szCs w:val="24"/>
+          <w:lang w:val="en-PH"/>
+        </w:rPr>
+      </w:pPr>
+      <w:r>
+        <w:rPr>
+          <w:rFonts w:hint="default"/>
+          <w:b/>
+          <w:bCs/>
+          <w:sz w:val="24"/>
+          <w:szCs w:val="24"/>
+          <w:lang w:val="en-PH"/>
+        </w:rPr>
+        <w:t>Encoder</w:t>
+      </w:r>
+    </w:p>
+    <w:p>
+      <w:pPr>
+        <w:numPr>
+          <w:ilvl w:val="0"/>
+          <w:numId w:val="0"/>
+        </w:numPr>
+        <w:ind w:leftChars="0"/>
+        <w:rPr>
+          <w:rFonts w:hint="default"/>
+          <w:b w:val="0"/>
+          <w:bCs w:val="0"/>
+          <w:sz w:val="24"/>
+          <w:szCs w:val="24"/>
+          <w:lang w:val="en-PH"/>
+        </w:rPr>
+      </w:pPr>
+      <w:r>
+        <w:rPr>
+          <w:rFonts w:hint="default"/>
+          <w:b w:val="0"/>
+          <w:bCs w:val="0"/>
+          <w:sz w:val="24"/>
+          <w:szCs w:val="24"/>
+          <w:lang w:val="en-PH"/>
+        </w:rPr>
+        <w:t>Story: As an Encoder, I want to type in details for a new letter and upload a scanned PDF copy so the digital tracking can start.</w:t>
+      </w:r>
+    </w:p>
+    <w:p>
+      <w:pPr>
+        <w:numPr>
+          <w:ilvl w:val="0"/>
+          <w:numId w:val="8"/>
+        </w:numPr>
+        <w:ind w:left="425" w:leftChars="0" w:hanging="425" w:firstLineChars="0"/>
+        <w:rPr>
+          <w:rFonts w:hint="default"/>
+          <w:b w:val="0"/>
+          <w:bCs w:val="0"/>
+          <w:sz w:val="24"/>
+          <w:szCs w:val="24"/>
+          <w:lang w:val="en-PH"/>
+        </w:rPr>
+      </w:pPr>
+      <w:r>
+        <w:rPr>
+          <w:rFonts w:hint="default"/>
+          <w:b/>
+          <w:bCs/>
+          <w:sz w:val="24"/>
+          <w:szCs w:val="24"/>
+          <w:lang w:val="en-PH"/>
+        </w:rPr>
+        <w:t>User</w:t>
+      </w:r>
+    </w:p>
+    <w:p>
+      <w:pPr>
+        <w:numPr>
+          <w:ilvl w:val="0"/>
+          <w:numId w:val="0"/>
+        </w:numPr>
+        <w:ind w:leftChars="0"/>
+        <w:rPr>
+          <w:rFonts w:hint="default"/>
+          <w:b w:val="0"/>
+          <w:bCs w:val="0"/>
+          <w:sz w:val="24"/>
+          <w:szCs w:val="24"/>
+          <w:lang w:val="en-PH"/>
+        </w:rPr>
+      </w:pPr>
+      <w:r>
+        <w:rPr>
+          <w:rFonts w:hint="default"/>
+          <w:b w:val="0"/>
+          <w:bCs w:val="0"/>
+          <w:sz w:val="24"/>
+          <w:szCs w:val="24"/>
+          <w:lang w:val="en-PH"/>
+        </w:rPr>
+        <w:t>Story: As Staff, I want to look at my "Inbox" and only see letters assigned to my own department/section/team.</w:t>
+      </w:r>
+    </w:p>
+    <w:p>
+      <w:pPr>
+        <w:numPr>
+          <w:ilvl w:val="0"/>
+          <w:numId w:val="0"/>
+        </w:numPr>
+        <w:ind w:leftChars="0"/>
+        <w:rPr>
+          <w:rFonts w:hint="default"/>
+          <w:b w:val="0"/>
+          <w:bCs w:val="0"/>
+          <w:sz w:val="24"/>
+          <w:szCs w:val="24"/>
+          <w:lang w:val="en-PH"/>
+        </w:rPr>
+      </w:pPr>
+    </w:p>
+    <w:p>
+      <w:pPr>
+        <w:numPr>
+          <w:ilvl w:val="0"/>
+          <w:numId w:val="4"/>
+        </w:numPr>
+        <w:ind w:left="0" w:leftChars="0" w:firstLine="0" w:firstLineChars="0"/>
+        <w:rPr>
+          <w:rFonts w:hint="default"/>
+          <w:b/>
+          <w:bCs/>
+          <w:sz w:val="24"/>
+          <w:szCs w:val="24"/>
+          <w:lang w:val="en-PH"/>
+        </w:rPr>
+      </w:pPr>
+      <w:r>
+        <w:rPr>
+          <w:rFonts w:hint="default"/>
+          <w:b/>
+          <w:bCs/>
+          <w:sz w:val="24"/>
+          <w:szCs w:val="24"/>
+          <w:lang w:val="en-PH"/>
+        </w:rPr>
+        <w:t>Current Workflow</w:t>
+      </w:r>
+    </w:p>
+    <w:p>
+      <w:pPr>
+        <w:numPr>
+          <w:ilvl w:val="0"/>
+          <w:numId w:val="0"/>
+        </w:numPr>
+        <w:ind w:leftChars="0"/>
+        <w:rPr>
+          <w:rFonts w:hint="default"/>
+          <w:b w:val="0"/>
+          <w:bCs w:val="0"/>
+          <w:sz w:val="24"/>
+          <w:szCs w:val="24"/>
+          <w:lang w:val="en-PH"/>
+        </w:rPr>
+      </w:pPr>
+      <w:r>
+        <w:rPr>
+          <w:rFonts w:hint="default"/>
+          <w:b w:val="0"/>
+          <w:bCs w:val="0"/>
+          <w:sz w:val="24"/>
+          <w:szCs w:val="24"/>
+          <w:lang w:val="en-PH"/>
+        </w:rPr>
+        <w:t>This is how a letter moves through LMS 2.0 from start to finish:</w:t>
+      </w:r>
+    </w:p>
+    <w:p>
+      <w:pPr>
+        <w:numPr>
+          <w:ilvl w:val="0"/>
+          <w:numId w:val="0"/>
+        </w:numPr>
+        <w:ind w:leftChars="0"/>
+        <w:rPr>
+          <w:rFonts w:hint="default"/>
+          <w:b w:val="0"/>
+          <w:bCs w:val="0"/>
+          <w:sz w:val="24"/>
+          <w:szCs w:val="24"/>
+          <w:lang w:val="en-PH"/>
+        </w:rPr>
+      </w:pPr>
+    </w:p>
+    <w:p>
+      <w:pPr>
+        <w:numPr>
+          <w:ilvl w:val="0"/>
+          <w:numId w:val="9"/>
+        </w:numPr>
+        <w:ind w:left="425" w:leftChars="0" w:hanging="425" w:firstLineChars="0"/>
+        <w:rPr>
+          <w:rFonts w:hint="default"/>
+          <w:b w:val="0"/>
+          <w:bCs w:val="0"/>
+          <w:sz w:val="24"/>
+          <w:szCs w:val="24"/>
+          <w:lang w:val="en-PH"/>
+        </w:rPr>
+      </w:pPr>
+      <w:r>
+        <w:rPr>
+          <w:rFonts w:hint="default"/>
+          <w:b/>
+          <w:bCs/>
+          <w:sz w:val="24"/>
+          <w:szCs w:val="24"/>
+          <w:lang w:val="en-PH"/>
+        </w:rPr>
+        <w:t>Submission</w:t>
+      </w:r>
+      <w:r>
+        <w:rPr>
+          <w:rFonts w:hint="default"/>
+          <w:b w:val="0"/>
+          <w:bCs w:val="0"/>
+          <w:sz w:val="24"/>
+          <w:szCs w:val="24"/>
+          <w:lang w:val="en-PH"/>
+        </w:rPr>
+        <w:t>: An Encoder inputs a new letter. Guests can also submit letters via an external portal. The system creates a unique tracking ID automatically.</w:t>
+      </w:r>
+    </w:p>
+    <w:p>
+      <w:pPr>
+        <w:numPr>
+          <w:ilvl w:val="0"/>
+          <w:numId w:val="9"/>
+        </w:numPr>
+        <w:ind w:left="425" w:leftChars="0" w:hanging="425" w:firstLineChars="0"/>
+        <w:rPr>
+          <w:rFonts w:hint="default"/>
+          <w:b w:val="0"/>
+          <w:bCs w:val="0"/>
+          <w:sz w:val="24"/>
+          <w:szCs w:val="24"/>
+          <w:lang w:val="en-PH"/>
+        </w:rPr>
+      </w:pPr>
+      <w:r>
+        <w:rPr>
+          <w:rFonts w:hint="default"/>
+          <w:b/>
+          <w:bCs/>
+          <w:sz w:val="24"/>
+          <w:szCs w:val="24"/>
+          <w:lang w:val="en-PH"/>
+        </w:rPr>
+        <w:t>Assignment</w:t>
+      </w:r>
+      <w:r>
+        <w:rPr>
+          <w:rFonts w:hint="default"/>
+          <w:b w:val="0"/>
+          <w:bCs w:val="0"/>
+          <w:sz w:val="24"/>
+          <w:szCs w:val="24"/>
+          <w:lang w:val="en-PH"/>
+        </w:rPr>
+        <w:t>: The letter is officially assigned to a department/section to handle.</w:t>
+      </w:r>
+    </w:p>
+    <w:p>
+      <w:pPr>
+        <w:numPr>
+          <w:ilvl w:val="0"/>
+          <w:numId w:val="9"/>
+        </w:numPr>
+        <w:ind w:left="425" w:leftChars="0" w:hanging="425" w:firstLineChars="0"/>
+        <w:rPr>
+          <w:rFonts w:hint="default"/>
+          <w:b w:val="0"/>
+          <w:bCs w:val="0"/>
+          <w:sz w:val="24"/>
+          <w:szCs w:val="24"/>
+          <w:lang w:val="en-PH"/>
+        </w:rPr>
+      </w:pPr>
+      <w:r>
+        <w:rPr>
+          <w:rFonts w:hint="default"/>
+          <w:b/>
+          <w:bCs/>
+          <w:sz w:val="24"/>
+          <w:szCs w:val="24"/>
+          <w:lang w:val="en-PH"/>
+        </w:rPr>
+        <w:t>Inbox Processing</w:t>
+      </w:r>
+      <w:r>
+        <w:rPr>
+          <w:rFonts w:hint="default"/>
+          <w:b w:val="0"/>
+          <w:bCs w:val="0"/>
+          <w:sz w:val="24"/>
+          <w:szCs w:val="24"/>
+          <w:lang w:val="en-PH"/>
+        </w:rPr>
+        <w:t>: The assigned team sees the letter appear in their "Unified Inbox".</w:t>
+      </w:r>
+    </w:p>
+    <w:p>
+      <w:pPr>
+        <w:numPr>
+          <w:ilvl w:val="0"/>
+          <w:numId w:val="9"/>
+        </w:numPr>
+        <w:ind w:left="425" w:leftChars="0" w:hanging="425" w:firstLineChars="0"/>
+        <w:rPr>
+          <w:rFonts w:hint="default"/>
+          <w:b w:val="0"/>
+          <w:bCs w:val="0"/>
+          <w:sz w:val="24"/>
+          <w:szCs w:val="24"/>
+          <w:lang w:val="en-PH"/>
+        </w:rPr>
+      </w:pPr>
+      <w:r>
+        <w:rPr>
+          <w:rFonts w:hint="default"/>
+          <w:b/>
+          <w:bCs/>
+          <w:sz w:val="24"/>
+          <w:szCs w:val="24"/>
+          <w:lang w:val="en-PH"/>
+        </w:rPr>
+        <w:t>Endorsement</w:t>
+      </w:r>
+      <w:r>
+        <w:rPr>
+          <w:rFonts w:hint="default"/>
+          <w:b w:val="0"/>
+          <w:bCs w:val="0"/>
+          <w:sz w:val="24"/>
+          <w:szCs w:val="24"/>
+          <w:lang w:val="en-PH"/>
+        </w:rPr>
+        <w:t>: The team works on the letter. They add comments or instructions. They can then "endorse" (forward) the letter to the next department or process step.</w:t>
+      </w:r>
+    </w:p>
+    <w:p>
+      <w:pPr>
+        <w:numPr>
+          <w:ilvl w:val="0"/>
+          <w:numId w:val="9"/>
+        </w:numPr>
+        <w:ind w:left="425" w:leftChars="0" w:hanging="425" w:firstLineChars="0"/>
+        <w:rPr>
+          <w:rFonts w:hint="default"/>
+          <w:b w:val="0"/>
+          <w:bCs w:val="0"/>
+          <w:sz w:val="24"/>
+          <w:szCs w:val="24"/>
+          <w:lang w:val="en-PH"/>
+        </w:rPr>
+      </w:pPr>
+      <w:r>
+        <w:rPr>
+          <w:rFonts w:hint="default"/>
+          <w:b/>
+          <w:bCs/>
+          <w:sz w:val="24"/>
+          <w:szCs w:val="24"/>
+          <w:lang w:val="en-PH"/>
+        </w:rPr>
+        <w:t>Instant Notifications</w:t>
+      </w:r>
+      <w:r>
+        <w:rPr>
+          <w:rFonts w:hint="default"/>
+          <w:b w:val="0"/>
+          <w:bCs w:val="0"/>
+          <w:sz w:val="24"/>
+          <w:szCs w:val="24"/>
+          <w:lang w:val="en-PH"/>
+        </w:rPr>
+        <w:t>: Every time a letter moves or gets endorsed, the Telegram bot sends an alert to the next team.</w:t>
+      </w:r>
+    </w:p>
+    <w:p>
+      <w:pPr>
+        <w:numPr>
+          <w:ilvl w:val="0"/>
+          <w:numId w:val="9"/>
+        </w:numPr>
+        <w:ind w:left="425" w:leftChars="0" w:hanging="425" w:firstLineChars="0"/>
+        <w:rPr>
+          <w:rFonts w:hint="default"/>
+          <w:b w:val="0"/>
+          <w:bCs w:val="0"/>
+          <w:sz w:val="24"/>
+          <w:szCs w:val="24"/>
+          <w:lang w:val="en-PH"/>
+        </w:rPr>
+      </w:pPr>
+      <w:r>
+        <w:rPr>
+          <w:rFonts w:hint="default"/>
+          <w:b/>
+          <w:bCs/>
+          <w:sz w:val="24"/>
+          <w:szCs w:val="24"/>
+          <w:lang w:val="en-PH"/>
+        </w:rPr>
+        <w:t>Completion</w:t>
+      </w:r>
+      <w:r>
+        <w:rPr>
+          <w:rFonts w:hint="default"/>
+          <w:b w:val="0"/>
+          <w:bCs w:val="0"/>
+          <w:sz w:val="24"/>
+          <w:szCs w:val="24"/>
+          <w:lang w:val="en-PH"/>
+        </w:rPr>
+        <w:t>: The letter is marked as Filed or Resolved. Physical copies are mapped to their real-world Trays.</w:t>
+      </w:r>
+    </w:p>
+    <w:p>
+      <w:pPr>
+        <w:numPr>
+          <w:ilvl w:val="0"/>
+          <w:numId w:val="0"/>
+        </w:numPr>
+        <w:ind w:leftChars="0"/>
+        <w:rPr>
+          <w:rFonts w:hint="default"/>
+          <w:b/>
+          <w:bCs/>
+          <w:sz w:val="24"/>
+          <w:szCs w:val="24"/>
+          <w:lang w:val="en-PH"/>
+        </w:rPr>
+      </w:pPr>
+    </w:p>
+    <w:p>
+      <w:pPr>
+        <w:numPr>
+          <w:ilvl w:val="0"/>
+          <w:numId w:val="4"/>
+        </w:numPr>
+        <w:ind w:left="0" w:leftChars="0" w:firstLine="0" w:firstLineChars="0"/>
+        <w:rPr>
+          <w:rFonts w:hint="default"/>
+          <w:b/>
+          <w:bCs/>
+          <w:sz w:val="24"/>
+          <w:szCs w:val="24"/>
+          <w:lang w:val="en-PH"/>
+        </w:rPr>
+      </w:pPr>
+      <w:r>
+        <w:rPr>
+          <w:rFonts w:hint="default"/>
+          <w:b/>
+          <w:bCs/>
+          <w:sz w:val="24"/>
+          <w:szCs w:val="24"/>
+          <w:lang w:val="en-PH"/>
+        </w:rPr>
+        <w:t>Dependencies</w:t>
+      </w:r>
+    </w:p>
+    <w:p>
+      <w:pPr>
+        <w:numPr>
+          <w:ilvl w:val="0"/>
+          <w:numId w:val="10"/>
         </w:numPr>
         <w:ind w:left="425" w:leftChars="0" w:hanging="425" w:firstLineChars="0"/>
         <w:jc w:val="both"/>
@@ -2118,707 +2806,13 @@
       <w:r>
         <w:rPr>
           <w:rFonts w:hint="default"/>
-          <w:b/>
-          <w:bCs/>
-          <w:sz w:val="24"/>
-          <w:szCs w:val="24"/>
-          <w:lang w:val="en-PH"/>
-        </w:rPr>
-        <w:t>User:</w:t>
-      </w:r>
-      <w:r>
-        <w:rPr>
-          <w:rFonts w:hint="default"/>
-          <w:b w:val="0"/>
-          <w:bCs w:val="0"/>
-          <w:sz w:val="24"/>
-          <w:szCs w:val="24"/>
-          <w:lang w:val="en-PH"/>
-        </w:rPr>
-        <w:t xml:space="preserve"> They only see letters that are assigned to their specific section or team.</w:t>
-      </w:r>
-    </w:p>
-    <w:p>
-      <w:pPr>
-        <w:numPr>
-          <w:ilvl w:val="0"/>
-          <w:numId w:val="0"/>
-        </w:numPr>
-        <w:ind w:leftChars="0"/>
-        <w:rPr>
-          <w:rFonts w:hint="default"/>
-          <w:b w:val="0"/>
-          <w:bCs w:val="0"/>
-          <w:sz w:val="24"/>
-          <w:szCs w:val="24"/>
-          <w:lang w:val="en-PH"/>
-        </w:rPr>
-      </w:pPr>
-    </w:p>
-    <w:p>
-      <w:pPr>
-        <w:numPr>
-          <w:ilvl w:val="0"/>
-          <w:numId w:val="4"/>
-        </w:numPr>
-        <w:ind w:left="0" w:leftChars="0" w:firstLine="0" w:firstLineChars="0"/>
-        <w:rPr>
-          <w:rFonts w:hint="default"/>
-          <w:b w:val="0"/>
-          <w:bCs w:val="0"/>
-          <w:sz w:val="24"/>
-          <w:szCs w:val="24"/>
-          <w:lang w:val="en-PH"/>
-        </w:rPr>
-      </w:pPr>
-      <w:r>
-        <w:rPr>
-          <w:rFonts w:hint="default"/>
-          <w:b/>
-          <w:bCs/>
-          <w:sz w:val="24"/>
-          <w:szCs w:val="24"/>
-          <w:lang w:val="en-PH"/>
-        </w:rPr>
-        <w:t>User Stories</w:t>
-      </w:r>
-    </w:p>
-    <w:p>
-      <w:pPr>
-        <w:numPr>
-          <w:ilvl w:val="0"/>
-          <w:numId w:val="0"/>
-        </w:numPr>
-        <w:ind w:leftChars="0"/>
-        <w:rPr>
-          <w:rFonts w:hint="default"/>
-          <w:b w:val="0"/>
-          <w:bCs w:val="0"/>
-          <w:sz w:val="24"/>
-          <w:szCs w:val="24"/>
-          <w:lang w:val="en-PH"/>
-        </w:rPr>
-      </w:pPr>
-      <w:r>
-        <w:rPr>
-          <w:rFonts w:hint="default"/>
-          <w:b w:val="0"/>
-          <w:bCs w:val="0"/>
-          <w:sz w:val="24"/>
-          <w:szCs w:val="24"/>
-          <w:lang w:val="en-PH"/>
-        </w:rPr>
-        <w:t>User stories help explain exactly what each role needs to do in the system.</w:t>
-      </w:r>
-    </w:p>
-    <w:p>
-      <w:pPr>
-        <w:numPr>
-          <w:ilvl w:val="0"/>
-          <w:numId w:val="0"/>
-        </w:numPr>
-        <w:ind w:leftChars="0"/>
-        <w:rPr>
-          <w:rFonts w:hint="default"/>
-          <w:b w:val="0"/>
-          <w:bCs w:val="0"/>
-          <w:sz w:val="24"/>
-          <w:szCs w:val="24"/>
-          <w:lang w:val="en-PH"/>
-        </w:rPr>
-      </w:pPr>
-    </w:p>
-    <w:p>
-      <w:pPr>
-        <w:numPr>
-          <w:ilvl w:val="0"/>
-          <w:numId w:val="8"/>
-        </w:numPr>
-        <w:ind w:left="425" w:leftChars="0" w:hanging="425" w:firstLineChars="0"/>
-        <w:rPr>
-          <w:rFonts w:hint="default"/>
-          <w:b w:val="0"/>
-          <w:bCs w:val="0"/>
-          <w:sz w:val="24"/>
-          <w:szCs w:val="24"/>
-          <w:lang w:val="en-PH"/>
-        </w:rPr>
-      </w:pPr>
-      <w:r>
-        <w:rPr>
-          <w:rFonts w:hint="default"/>
-          <w:b/>
-          <w:bCs/>
-          <w:sz w:val="24"/>
-          <w:szCs w:val="24"/>
-          <w:lang w:val="en-PH"/>
-        </w:rPr>
-        <w:t>Admin / Developer</w:t>
-      </w:r>
-    </w:p>
-    <w:p>
-      <w:pPr>
-        <w:numPr>
-          <w:ilvl w:val="0"/>
-          <w:numId w:val="0"/>
-        </w:numPr>
-        <w:ind w:leftChars="0"/>
-        <w:rPr>
-          <w:rFonts w:hint="default"/>
-          <w:b w:val="0"/>
-          <w:bCs w:val="0"/>
-          <w:sz w:val="24"/>
-          <w:szCs w:val="24"/>
-          <w:lang w:val="en-PH"/>
-        </w:rPr>
-      </w:pPr>
-      <w:r>
-        <w:rPr>
-          <w:rFonts w:hint="default"/>
-          <w:b w:val="0"/>
-          <w:bCs w:val="0"/>
-          <w:sz w:val="24"/>
-          <w:szCs w:val="24"/>
-          <w:lang w:val="en-PH"/>
-        </w:rPr>
-        <w:t>Story: As an Admin, I want to assign a new letter to a specific department and choose the correct workflow step.</w:t>
-      </w:r>
-    </w:p>
-    <w:p>
-      <w:pPr>
-        <w:numPr>
-          <w:ilvl w:val="0"/>
-          <w:numId w:val="8"/>
-        </w:numPr>
-        <w:ind w:left="425" w:leftChars="0" w:hanging="425" w:firstLineChars="0"/>
-        <w:rPr>
-          <w:rFonts w:hint="default"/>
-          <w:b/>
-          <w:bCs/>
-          <w:sz w:val="24"/>
-          <w:szCs w:val="24"/>
-          <w:lang w:val="en-PH"/>
-        </w:rPr>
-      </w:pPr>
-      <w:r>
-        <w:rPr>
-          <w:rFonts w:hint="default"/>
-          <w:b/>
-          <w:bCs/>
-          <w:sz w:val="24"/>
-          <w:szCs w:val="24"/>
-          <w:lang w:val="en-PH"/>
-        </w:rPr>
-        <w:t>VIP</w:t>
-      </w:r>
-    </w:p>
-    <w:p>
-      <w:pPr>
-        <w:numPr>
-          <w:ilvl w:val="0"/>
-          <w:numId w:val="0"/>
-        </w:numPr>
-        <w:ind w:leftChars="0"/>
-        <w:rPr>
-          <w:rFonts w:hint="default"/>
-          <w:b w:val="0"/>
-          <w:bCs w:val="0"/>
-          <w:sz w:val="24"/>
-          <w:szCs w:val="24"/>
-          <w:lang w:val="en-PH"/>
-        </w:rPr>
-      </w:pPr>
-      <w:r>
-        <w:rPr>
-          <w:rFonts w:hint="default"/>
-          <w:b w:val="0"/>
-          <w:bCs w:val="0"/>
-          <w:sz w:val="24"/>
-          <w:szCs w:val="24"/>
-          <w:lang w:val="en-PH"/>
-        </w:rPr>
-        <w:t>Story: As a VIP, I want to see the status of every letter across all departments so that I can sign them and add comments to the letters.</w:t>
-      </w:r>
-    </w:p>
-    <w:p>
-      <w:pPr>
-        <w:numPr>
-          <w:ilvl w:val="0"/>
-          <w:numId w:val="8"/>
-        </w:numPr>
-        <w:ind w:left="425" w:leftChars="0" w:hanging="425" w:firstLineChars="0"/>
-        <w:rPr>
-          <w:rFonts w:hint="default"/>
-          <w:b w:val="0"/>
-          <w:bCs w:val="0"/>
-          <w:sz w:val="24"/>
-          <w:szCs w:val="24"/>
-          <w:lang w:val="en-PH"/>
-        </w:rPr>
-      </w:pPr>
-      <w:r>
-        <w:rPr>
-          <w:rFonts w:hint="default"/>
-          <w:b/>
-          <w:bCs/>
-          <w:sz w:val="24"/>
-          <w:szCs w:val="24"/>
-          <w:lang w:val="en-PH"/>
-        </w:rPr>
-        <w:t>Encoder</w:t>
-      </w:r>
-    </w:p>
-    <w:p>
-      <w:pPr>
-        <w:numPr>
-          <w:ilvl w:val="0"/>
-          <w:numId w:val="0"/>
-        </w:numPr>
-        <w:ind w:leftChars="0"/>
-        <w:rPr>
-          <w:rFonts w:hint="default"/>
-          <w:b w:val="0"/>
-          <w:bCs w:val="0"/>
-          <w:sz w:val="24"/>
-          <w:szCs w:val="24"/>
-          <w:lang w:val="en-PH"/>
-        </w:rPr>
-      </w:pPr>
-      <w:r>
-        <w:rPr>
-          <w:rFonts w:hint="default"/>
-          <w:b w:val="0"/>
-          <w:bCs w:val="0"/>
-          <w:sz w:val="24"/>
-          <w:szCs w:val="24"/>
-          <w:lang w:val="en-PH"/>
-        </w:rPr>
-        <w:t>Story: As an Encoder, I want to type in details for a new letter and upload a scanned PDF copy so the digital tracking can start.</w:t>
-      </w:r>
-    </w:p>
-    <w:p>
-      <w:pPr>
-        <w:numPr>
-          <w:ilvl w:val="0"/>
-          <w:numId w:val="8"/>
-        </w:numPr>
-        <w:ind w:left="425" w:leftChars="0" w:hanging="425" w:firstLineChars="0"/>
-        <w:rPr>
-          <w:rFonts w:hint="default"/>
-          <w:b w:val="0"/>
-          <w:bCs w:val="0"/>
-          <w:sz w:val="24"/>
-          <w:szCs w:val="24"/>
-          <w:lang w:val="en-PH"/>
-        </w:rPr>
-      </w:pPr>
-      <w:r>
-        <w:rPr>
-          <w:rFonts w:hint="default"/>
-          <w:b/>
-          <w:bCs/>
-          <w:sz w:val="24"/>
-          <w:szCs w:val="24"/>
-          <w:lang w:val="en-PH"/>
-        </w:rPr>
-        <w:t>User</w:t>
-      </w:r>
-    </w:p>
-    <w:p>
-      <w:pPr>
-        <w:numPr>
-          <w:ilvl w:val="0"/>
-          <w:numId w:val="0"/>
-        </w:numPr>
-        <w:ind w:leftChars="0"/>
-        <w:rPr>
-          <w:rFonts w:hint="default"/>
-          <w:b w:val="0"/>
-          <w:bCs w:val="0"/>
-          <w:sz w:val="24"/>
-          <w:szCs w:val="24"/>
-          <w:lang w:val="en-PH"/>
-        </w:rPr>
-      </w:pPr>
-      <w:r>
-        <w:rPr>
-          <w:rFonts w:hint="default"/>
-          <w:b w:val="0"/>
-          <w:bCs w:val="0"/>
-          <w:sz w:val="24"/>
-          <w:szCs w:val="24"/>
-          <w:lang w:val="en-PH"/>
-        </w:rPr>
-        <w:t>Story: As Staff, I want to look at my "Inbox" and only see letters assigned to my own department/section/team.</w:t>
-      </w:r>
-    </w:p>
-    <w:p>
-      <w:pPr>
-        <w:numPr>
-          <w:ilvl w:val="0"/>
-          <w:numId w:val="0"/>
-        </w:numPr>
-        <w:ind w:leftChars="0"/>
-        <w:rPr>
-          <w:rFonts w:hint="default"/>
-          <w:b w:val="0"/>
-          <w:bCs w:val="0"/>
-          <w:sz w:val="24"/>
-          <w:szCs w:val="24"/>
-          <w:lang w:val="en-PH"/>
-        </w:rPr>
-      </w:pPr>
-    </w:p>
-    <w:p>
-      <w:pPr>
-        <w:numPr>
-          <w:ilvl w:val="0"/>
-          <w:numId w:val="4"/>
-        </w:numPr>
-        <w:ind w:left="0" w:leftChars="0" w:firstLine="0" w:firstLineChars="0"/>
-        <w:rPr>
-          <w:rFonts w:hint="default"/>
-          <w:b/>
-          <w:bCs/>
-          <w:sz w:val="24"/>
-          <w:szCs w:val="24"/>
-          <w:lang w:val="en-PH"/>
-        </w:rPr>
-      </w:pPr>
-      <w:r>
-        <w:rPr>
-          <w:rFonts w:hint="default"/>
-          <w:b/>
-          <w:bCs/>
-          <w:sz w:val="24"/>
-          <w:szCs w:val="24"/>
-          <w:lang w:val="en-PH"/>
-        </w:rPr>
-        <w:t>Current Workflow</w:t>
-      </w:r>
-    </w:p>
-    <w:p>
-      <w:pPr>
-        <w:numPr>
-          <w:ilvl w:val="0"/>
-          <w:numId w:val="0"/>
-        </w:numPr>
-        <w:ind w:leftChars="0"/>
-        <w:rPr>
-          <w:rFonts w:hint="default"/>
-          <w:b w:val="0"/>
-          <w:bCs w:val="0"/>
-          <w:sz w:val="24"/>
-          <w:szCs w:val="24"/>
-          <w:lang w:val="en-PH"/>
-        </w:rPr>
-      </w:pPr>
-      <w:r>
-        <w:rPr>
-          <w:rFonts w:hint="default"/>
-          <w:b w:val="0"/>
-          <w:bCs w:val="0"/>
-          <w:sz w:val="24"/>
-          <w:szCs w:val="24"/>
-          <w:lang w:val="en-PH"/>
-        </w:rPr>
-        <w:t>This is how a letter moves through LMS 2.0 from start to finish:</w:t>
-      </w:r>
-    </w:p>
-    <w:p>
-      <w:pPr>
-        <w:numPr>
-          <w:ilvl w:val="0"/>
-          <w:numId w:val="0"/>
-        </w:numPr>
-        <w:ind w:leftChars="0"/>
-        <w:rPr>
-          <w:rFonts w:hint="default"/>
-          <w:b w:val="0"/>
-          <w:bCs w:val="0"/>
-          <w:sz w:val="24"/>
-          <w:szCs w:val="24"/>
-          <w:lang w:val="en-PH"/>
-        </w:rPr>
-      </w:pPr>
-    </w:p>
-    <w:p>
-      <w:pPr>
-        <w:numPr>
-          <w:ilvl w:val="0"/>
-          <w:numId w:val="9"/>
-        </w:numPr>
-        <w:ind w:left="425" w:leftChars="0" w:hanging="425" w:firstLineChars="0"/>
-        <w:rPr>
-          <w:rFonts w:hint="default"/>
-          <w:b w:val="0"/>
-          <w:bCs w:val="0"/>
-          <w:sz w:val="24"/>
-          <w:szCs w:val="24"/>
-          <w:lang w:val="en-PH"/>
-        </w:rPr>
-      </w:pPr>
-      <w:r>
-        <w:rPr>
-          <w:rFonts w:hint="default"/>
-          <w:b/>
-          <w:bCs/>
-          <w:sz w:val="24"/>
-          <w:szCs w:val="24"/>
-          <w:lang w:val="en-PH"/>
-        </w:rPr>
-        <w:t>Submission</w:t>
-      </w:r>
-      <w:r>
-        <w:rPr>
-          <w:rFonts w:hint="default"/>
-          <w:b w:val="0"/>
-          <w:bCs w:val="0"/>
-          <w:sz w:val="24"/>
-          <w:szCs w:val="24"/>
-          <w:lang w:val="en-PH"/>
-        </w:rPr>
-        <w:t>: An Encoder inputs a new letter. Guests can also submit letters via an external portal. The system creates a unique tracking ID automatically.</w:t>
-      </w:r>
-    </w:p>
-    <w:p>
-      <w:pPr>
-        <w:numPr>
-          <w:ilvl w:val="0"/>
-          <w:numId w:val="9"/>
-        </w:numPr>
-        <w:ind w:left="425" w:leftChars="0" w:hanging="425" w:firstLineChars="0"/>
-        <w:rPr>
-          <w:rFonts w:hint="default"/>
-          <w:b w:val="0"/>
-          <w:bCs w:val="0"/>
-          <w:sz w:val="24"/>
-          <w:szCs w:val="24"/>
-          <w:lang w:val="en-PH"/>
-        </w:rPr>
-      </w:pPr>
-      <w:r>
-        <w:rPr>
-          <w:rFonts w:hint="default"/>
-          <w:b/>
-          <w:bCs/>
-          <w:sz w:val="24"/>
-          <w:szCs w:val="24"/>
-          <w:lang w:val="en-PH"/>
-        </w:rPr>
-        <w:t>Assignment</w:t>
-      </w:r>
-      <w:r>
-        <w:rPr>
-          <w:rFonts w:hint="default"/>
-          <w:b w:val="0"/>
-          <w:bCs w:val="0"/>
-          <w:sz w:val="24"/>
-          <w:szCs w:val="24"/>
-          <w:lang w:val="en-PH"/>
-        </w:rPr>
-        <w:t>: The letter is officially assigned to a department/section to handle.</w:t>
-      </w:r>
-    </w:p>
-    <w:p>
-      <w:pPr>
-        <w:numPr>
-          <w:ilvl w:val="0"/>
-          <w:numId w:val="9"/>
-        </w:numPr>
-        <w:ind w:left="425" w:leftChars="0" w:hanging="425" w:firstLineChars="0"/>
-        <w:rPr>
-          <w:rFonts w:hint="default"/>
-          <w:b w:val="0"/>
-          <w:bCs w:val="0"/>
-          <w:sz w:val="24"/>
-          <w:szCs w:val="24"/>
-          <w:lang w:val="en-PH"/>
-        </w:rPr>
-      </w:pPr>
-      <w:r>
-        <w:rPr>
-          <w:rFonts w:hint="default"/>
-          <w:b/>
-          <w:bCs/>
-          <w:sz w:val="24"/>
-          <w:szCs w:val="24"/>
-          <w:lang w:val="en-PH"/>
-        </w:rPr>
-        <w:t>Inbox Processing</w:t>
-      </w:r>
-      <w:r>
-        <w:rPr>
-          <w:rFonts w:hint="default"/>
-          <w:b w:val="0"/>
-          <w:bCs w:val="0"/>
-          <w:sz w:val="24"/>
-          <w:szCs w:val="24"/>
-          <w:lang w:val="en-PH"/>
-        </w:rPr>
-        <w:t>: The assigned team sees the letter appear in their "Unified Inbox".</w:t>
-      </w:r>
-    </w:p>
-    <w:p>
-      <w:pPr>
-        <w:numPr>
-          <w:ilvl w:val="0"/>
-          <w:numId w:val="9"/>
-        </w:numPr>
-        <w:ind w:left="425" w:leftChars="0" w:hanging="425" w:firstLineChars="0"/>
-        <w:rPr>
-          <w:rFonts w:hint="default"/>
-          <w:b w:val="0"/>
-          <w:bCs w:val="0"/>
-          <w:sz w:val="24"/>
-          <w:szCs w:val="24"/>
-          <w:lang w:val="en-PH"/>
-        </w:rPr>
-      </w:pPr>
-      <w:r>
-        <w:rPr>
-          <w:rFonts w:hint="default"/>
-          <w:b/>
-          <w:bCs/>
-          <w:sz w:val="24"/>
-          <w:szCs w:val="24"/>
-          <w:lang w:val="en-PH"/>
-        </w:rPr>
-        <w:t>Endorsement</w:t>
-      </w:r>
-      <w:r>
-        <w:rPr>
-          <w:rFonts w:hint="default"/>
-          <w:b w:val="0"/>
-          <w:bCs w:val="0"/>
-          <w:sz w:val="24"/>
-          <w:szCs w:val="24"/>
-          <w:lang w:val="en-PH"/>
-        </w:rPr>
-        <w:t>: The team works on the letter. They add comments or instructions. They can then "endorse" (forward) the letter to the next department or process step.</w:t>
-      </w:r>
-    </w:p>
-    <w:p>
-      <w:pPr>
-        <w:numPr>
-          <w:ilvl w:val="0"/>
-          <w:numId w:val="9"/>
-        </w:numPr>
-        <w:ind w:left="425" w:leftChars="0" w:hanging="425" w:firstLineChars="0"/>
-        <w:rPr>
-          <w:rFonts w:hint="default"/>
-          <w:b w:val="0"/>
-          <w:bCs w:val="0"/>
-          <w:sz w:val="24"/>
-          <w:szCs w:val="24"/>
-          <w:lang w:val="en-PH"/>
-        </w:rPr>
-      </w:pPr>
-      <w:r>
-        <w:rPr>
-          <w:rFonts w:hint="default"/>
-          <w:b/>
-          <w:bCs/>
-          <w:sz w:val="24"/>
-          <w:szCs w:val="24"/>
-          <w:lang w:val="en-PH"/>
-        </w:rPr>
-        <w:t>Instant Notifications</w:t>
-      </w:r>
-      <w:r>
-        <w:rPr>
-          <w:rFonts w:hint="default"/>
-          <w:b w:val="0"/>
-          <w:bCs w:val="0"/>
-          <w:sz w:val="24"/>
-          <w:szCs w:val="24"/>
-          <w:lang w:val="en-PH"/>
-        </w:rPr>
-        <w:t>: Every time a letter moves or gets endorsed, the Telegram bot sends an alert to the next team.</w:t>
-      </w:r>
-    </w:p>
-    <w:p>
-      <w:pPr>
-        <w:numPr>
-          <w:ilvl w:val="0"/>
-          <w:numId w:val="9"/>
-        </w:numPr>
-        <w:ind w:left="425" w:leftChars="0" w:hanging="425" w:firstLineChars="0"/>
-        <w:rPr>
-          <w:rFonts w:hint="default"/>
-          <w:b w:val="0"/>
-          <w:bCs w:val="0"/>
-          <w:sz w:val="24"/>
-          <w:szCs w:val="24"/>
-          <w:lang w:val="en-PH"/>
-        </w:rPr>
-      </w:pPr>
-      <w:r>
-        <w:rPr>
-          <w:rFonts w:hint="default"/>
-          <w:b/>
-          <w:bCs/>
-          <w:sz w:val="24"/>
-          <w:szCs w:val="24"/>
-          <w:lang w:val="en-PH"/>
-        </w:rPr>
-        <w:t>Completion</w:t>
-      </w:r>
-      <w:r>
-        <w:rPr>
-          <w:rFonts w:hint="default"/>
-          <w:b w:val="0"/>
-          <w:bCs w:val="0"/>
-          <w:sz w:val="24"/>
-          <w:szCs w:val="24"/>
-          <w:lang w:val="en-PH"/>
-        </w:rPr>
-        <w:t>: The letter is marked as Filed or Resolved. Physical copies are mapped to their real-world Trays.</w:t>
-      </w:r>
-    </w:p>
-    <w:p>
-      <w:pPr>
-        <w:numPr>
-          <w:ilvl w:val="0"/>
-          <w:numId w:val="0"/>
-        </w:numPr>
-        <w:ind w:leftChars="0"/>
-        <w:rPr>
-          <w:rFonts w:hint="default"/>
-          <w:b/>
-          <w:bCs/>
-          <w:sz w:val="24"/>
-          <w:szCs w:val="24"/>
-          <w:lang w:val="en-PH"/>
-        </w:rPr>
-      </w:pPr>
-    </w:p>
-    <w:p>
-      <w:pPr>
-        <w:numPr>
-          <w:ilvl w:val="0"/>
-          <w:numId w:val="4"/>
-        </w:numPr>
-        <w:ind w:left="0" w:leftChars="0" w:firstLine="0" w:firstLineChars="0"/>
-        <w:rPr>
-          <w:rFonts w:hint="default"/>
-          <w:b/>
-          <w:bCs/>
-          <w:sz w:val="24"/>
-          <w:szCs w:val="24"/>
-          <w:lang w:val="en-PH"/>
-        </w:rPr>
-      </w:pPr>
-      <w:r>
-        <w:rPr>
-          <w:rFonts w:hint="default"/>
-          <w:b/>
-          <w:bCs/>
-          <w:sz w:val="24"/>
-          <w:szCs w:val="24"/>
-          <w:lang w:val="en-PH"/>
-        </w:rPr>
-        <w:t>Dependencies</w:t>
+          <w:b w:val="0"/>
+          <w:bCs w:val="0"/>
+          <w:sz w:val="24"/>
+          <w:szCs w:val="24"/>
+          <w:lang w:val="en-PH"/>
+        </w:rPr>
+        <w:t>Telegram Bot API: The real-time notification feature depends entirely on the availability of the external Telegram API webhooks. If Telegram is blocked or down, notification delivery will fail, though core letter routing will remain unaffected.</w:t>
       </w:r>
     </w:p>
     <w:p>
@@ -2847,16 +2841,16 @@
           <w:szCs w:val="24"/>
           <w:lang w:val="en-PH"/>
         </w:rPr>
-        <w:t>Telegram Bot API: The real-time notification feature depends entirely on the availability of the external Telegram API webhooks. If Telegram is blocked or down, notification delivery will fail, though core letter routing will remain unaffected.</w:t>
-      </w:r>
-    </w:p>
-    <w:p>
-      <w:pPr>
-        <w:numPr>
-          <w:ilvl w:val="0"/>
-          <w:numId w:val="10"/>
-        </w:numPr>
-        <w:ind w:left="425" w:leftChars="0" w:hanging="425" w:firstLineChars="0"/>
+        <w:t>Legacy PHP System Sync: Pulling historical records depends on the uptime and network accessibility of the legacy database host (172.18.162.84).</w:t>
+      </w:r>
+    </w:p>
+    <w:p>
+      <w:pPr>
+        <w:numPr>
+          <w:ilvl w:val="0"/>
+          <w:numId w:val="0"/>
+        </w:numPr>
+        <w:ind w:leftChars="0"/>
         <w:jc w:val="both"/>
         <w:rPr>
           <w:rFonts w:hint="default"/>
@@ -2867,34 +2861,6 @@
           <w:lang w:val="en-PH"/>
         </w:rPr>
       </w:pPr>
-      <w:r>
-        <w:rPr>
-          <w:rFonts w:hint="default"/>
-          <w:b w:val="0"/>
-          <w:bCs w:val="0"/>
-          <w:sz w:val="24"/>
-          <w:szCs w:val="24"/>
-          <w:lang w:val="en-PH"/>
-        </w:rPr>
-        <w:t>Legacy PHP System Sync: Pulling historical records depends on the uptime and network accessibility of the legacy database host (172.18.162.84).</w:t>
-      </w:r>
-    </w:p>
-    <w:p>
-      <w:pPr>
-        <w:numPr>
-          <w:numId w:val="0"/>
-        </w:numPr>
-        <w:ind w:leftChars="0"/>
-        <w:jc w:val="both"/>
-        <w:rPr>
-          <w:rFonts w:hint="default"/>
-          <w:b w:val="0"/>
-          <w:bCs w:val="0"/>
-          <w:sz w:val="24"/>
-          <w:szCs w:val="24"/>
-          <w:lang w:val="en-PH"/>
-        </w:rPr>
-      </w:pPr>
     </w:p>
     <w:p>
       <w:pPr>
@@ -2927,6 +2893,7 @@
     <w:p>
       <w:pPr>
         <w:numPr>
+          <w:ilvl w:val="0"/>
           <w:numId w:val="0"/>
         </w:numPr>
         <w:ind w:leftChars="0"/>
@@ -3060,6 +3027,7 @@
     <w:p>
       <w:pPr>
         <w:numPr>
+          <w:ilvl w:val="0"/>
           <w:numId w:val="0"/>
         </w:numPr>
         <w:tabs>
@@ -3080,6 +3048,7 @@
     <w:p>
       <w:pPr>
         <w:numPr>
+          <w:ilvl w:val="0"/>
           <w:numId w:val="0"/>
         </w:numPr>
         <w:ind w:leftChars="0"/>
@@ -3163,22 +3132,24 @@
     <w:p>
       <w:pPr>
         <w:numPr>
-          <w:numId w:val="0"/>
-        </w:numPr>
-        <w:ind w:leftChars="0"/>
-        <w:rPr>
-          <w:rFonts w:hint="default"/>
-          <w:b/>
-          <w:bCs/>
-          <w:sz w:val="24"/>
-          <w:szCs w:val="24"/>
-          <w:lang w:val="en-PH"/>
-        </w:rPr>
-      </w:pPr>
-    </w:p>
-    <w:p>
-      <w:pPr>
-        <w:numPr>
+          <w:ilvl w:val="0"/>
+          <w:numId w:val="0"/>
+        </w:numPr>
+        <w:ind w:leftChars="0"/>
+        <w:rPr>
+          <w:rFonts w:hint="default"/>
+          <w:b/>
+          <w:bCs/>
+          <w:sz w:val="24"/>
+          <w:szCs w:val="24"/>
+          <w:lang w:val="en-PH"/>
+        </w:rPr>
+      </w:pPr>
+    </w:p>
+    <w:p>
+      <w:pPr>
+        <w:numPr>
+          <w:ilvl w:val="0"/>
           <w:numId w:val="0"/>
         </w:numPr>
         <w:ind w:leftChars="0"/>
@@ -3284,6 +3255,7 @@
     <w:p>
       <w:pPr>
         <w:numPr>
+          <w:ilvl w:val="0"/>
           <w:numId w:val="0"/>
         </w:numPr>
         <w:ind w:leftChars="0"/>
@@ -3389,6 +3361,7 @@
     <w:p>
       <w:pPr>
         <w:numPr>
+          <w:ilvl w:val="0"/>
           <w:numId w:val="0"/>
         </w:numPr>
         <w:ind w:left="420" w:leftChars="0"/>
@@ -3484,454 +3457,483 @@
     <w:p>
       <w:pPr>
         <w:numPr>
-          <w:numId w:val="0"/>
-        </w:numPr>
-        <w:ind w:leftChars="0"/>
-        <w:rPr>
-          <w:rFonts w:hint="default"/>
-          <w:b/>
-          <w:bCs/>
-          <w:sz w:val="24"/>
-          <w:szCs w:val="24"/>
-          <w:lang w:val="en-PH"/>
-        </w:rPr>
-      </w:pPr>
-    </w:p>
-    <w:p>
-      <w:pPr>
-        <w:numPr>
-          <w:numId w:val="0"/>
-        </w:numPr>
-        <w:ind w:leftChars="0"/>
-        <w:rPr>
-          <w:rFonts w:hint="default"/>
-          <w:b/>
-          <w:bCs/>
-          <w:sz w:val="24"/>
-          <w:szCs w:val="24"/>
-          <w:lang w:val="en-PH"/>
-        </w:rPr>
-      </w:pPr>
-    </w:p>
-    <w:p>
-      <w:pPr>
-        <w:numPr>
-          <w:numId w:val="0"/>
-        </w:numPr>
-        <w:ind w:leftChars="0"/>
-        <w:rPr>
-          <w:rFonts w:hint="default"/>
-          <w:b/>
-          <w:bCs/>
-          <w:sz w:val="24"/>
-          <w:szCs w:val="24"/>
-          <w:lang w:val="en-PH"/>
-        </w:rPr>
-      </w:pPr>
-    </w:p>
-    <w:p>
-      <w:pPr>
-        <w:numPr>
-          <w:numId w:val="0"/>
-        </w:numPr>
-        <w:ind w:leftChars="0"/>
-        <w:rPr>
-          <w:rFonts w:hint="default"/>
-          <w:b/>
-          <w:bCs/>
-          <w:sz w:val="24"/>
-          <w:szCs w:val="24"/>
-          <w:lang w:val="en-PH"/>
-        </w:rPr>
-      </w:pPr>
-    </w:p>
-    <w:p>
-      <w:pPr>
-        <w:numPr>
-          <w:numId w:val="0"/>
-        </w:numPr>
-        <w:ind w:leftChars="0"/>
-        <w:rPr>
-          <w:rFonts w:hint="default"/>
-          <w:b/>
-          <w:bCs/>
-          <w:sz w:val="24"/>
-          <w:szCs w:val="24"/>
-          <w:lang w:val="en-PH"/>
-        </w:rPr>
-      </w:pPr>
-    </w:p>
-    <w:p>
-      <w:pPr>
-        <w:numPr>
-          <w:numId w:val="0"/>
-        </w:numPr>
-        <w:ind w:leftChars="0"/>
-        <w:rPr>
-          <w:rFonts w:hint="default"/>
-          <w:b/>
-          <w:bCs/>
-          <w:sz w:val="24"/>
-          <w:szCs w:val="24"/>
-          <w:lang w:val="en-PH"/>
-        </w:rPr>
-      </w:pPr>
-    </w:p>
-    <w:p>
-      <w:pPr>
-        <w:numPr>
-          <w:numId w:val="0"/>
-        </w:numPr>
-        <w:ind w:leftChars="0"/>
-        <w:rPr>
-          <w:rFonts w:hint="default"/>
-          <w:b/>
-          <w:bCs/>
-          <w:sz w:val="24"/>
-          <w:szCs w:val="24"/>
-          <w:lang w:val="en-PH"/>
-        </w:rPr>
-      </w:pPr>
-    </w:p>
-    <w:p>
-      <w:pPr>
-        <w:numPr>
-          <w:numId w:val="0"/>
-        </w:numPr>
-        <w:ind w:leftChars="0"/>
-        <w:rPr>
-          <w:rFonts w:hint="default"/>
-          <w:b/>
-          <w:bCs/>
-          <w:sz w:val="24"/>
-          <w:szCs w:val="24"/>
-          <w:lang w:val="en-PH"/>
-        </w:rPr>
-      </w:pPr>
-    </w:p>
-    <w:p>
-      <w:pPr>
-        <w:numPr>
-          <w:numId w:val="0"/>
-        </w:numPr>
-        <w:ind w:leftChars="0"/>
-        <w:rPr>
-          <w:rFonts w:hint="default"/>
-          <w:b/>
-          <w:bCs/>
-          <w:sz w:val="24"/>
-          <w:szCs w:val="24"/>
-          <w:lang w:val="en-PH"/>
-        </w:rPr>
-      </w:pPr>
-    </w:p>
-    <w:p>
-      <w:pPr>
-        <w:numPr>
-          <w:numId w:val="0"/>
-        </w:numPr>
-        <w:ind w:leftChars="0"/>
-        <w:rPr>
-          <w:rFonts w:hint="default"/>
-          <w:b/>
-          <w:bCs/>
-          <w:sz w:val="24"/>
-          <w:szCs w:val="24"/>
-          <w:lang w:val="en-PH"/>
-        </w:rPr>
-      </w:pPr>
-    </w:p>
-    <w:p>
-      <w:pPr>
-        <w:numPr>
-          <w:numId w:val="0"/>
-        </w:numPr>
-        <w:ind w:leftChars="0"/>
-        <w:rPr>
-          <w:rFonts w:hint="default"/>
-          <w:b/>
-          <w:bCs/>
-          <w:sz w:val="24"/>
-          <w:szCs w:val="24"/>
-          <w:lang w:val="en-PH"/>
-        </w:rPr>
-      </w:pPr>
-    </w:p>
-    <w:p>
-      <w:pPr>
-        <w:numPr>
-          <w:numId w:val="0"/>
-        </w:numPr>
-        <w:ind w:leftChars="0"/>
-        <w:rPr>
-          <w:rFonts w:hint="default"/>
-          <w:b/>
-          <w:bCs/>
-          <w:sz w:val="24"/>
-          <w:szCs w:val="24"/>
-          <w:lang w:val="en-PH"/>
-        </w:rPr>
-      </w:pPr>
-    </w:p>
-    <w:p>
-      <w:pPr>
-        <w:numPr>
-          <w:numId w:val="0"/>
-        </w:numPr>
-        <w:ind w:leftChars="0"/>
-        <w:rPr>
-          <w:rFonts w:hint="default"/>
-          <w:b/>
-          <w:bCs/>
-          <w:sz w:val="24"/>
-          <w:szCs w:val="24"/>
-          <w:lang w:val="en-PH"/>
-        </w:rPr>
-      </w:pPr>
-    </w:p>
-    <w:p>
-      <w:pPr>
-        <w:numPr>
-          <w:numId w:val="0"/>
-        </w:numPr>
-        <w:ind w:leftChars="0"/>
-        <w:rPr>
-          <w:rFonts w:hint="default"/>
-          <w:b/>
-          <w:bCs/>
-          <w:sz w:val="24"/>
-          <w:szCs w:val="24"/>
-          <w:lang w:val="en-PH"/>
-        </w:rPr>
-      </w:pPr>
-    </w:p>
-    <w:p>
-      <w:pPr>
-        <w:numPr>
-          <w:numId w:val="0"/>
-        </w:numPr>
-        <w:ind w:leftChars="0"/>
-        <w:rPr>
-          <w:rFonts w:hint="default"/>
-          <w:b/>
-          <w:bCs/>
-          <w:sz w:val="24"/>
-          <w:szCs w:val="24"/>
-          <w:lang w:val="en-PH"/>
-        </w:rPr>
-      </w:pPr>
-    </w:p>
-    <w:p>
-      <w:pPr>
-        <w:numPr>
-          <w:numId w:val="0"/>
-        </w:numPr>
-        <w:ind w:leftChars="0"/>
-        <w:rPr>
-          <w:rFonts w:hint="default"/>
-          <w:b/>
-          <w:bCs/>
-          <w:sz w:val="24"/>
-          <w:szCs w:val="24"/>
-          <w:lang w:val="en-PH"/>
-        </w:rPr>
-      </w:pPr>
-    </w:p>
-    <w:p>
-      <w:pPr>
-        <w:numPr>
-          <w:numId w:val="0"/>
-        </w:numPr>
-        <w:ind w:leftChars="0"/>
-        <w:rPr>
-          <w:rFonts w:hint="default"/>
-          <w:b/>
-          <w:bCs/>
-          <w:sz w:val="24"/>
-          <w:szCs w:val="24"/>
-          <w:lang w:val="en-PH"/>
-        </w:rPr>
-      </w:pPr>
-    </w:p>
-    <w:p>
-      <w:pPr>
-        <w:numPr>
-          <w:numId w:val="0"/>
-        </w:numPr>
-        <w:ind w:leftChars="0"/>
-        <w:rPr>
-          <w:rFonts w:hint="default"/>
-          <w:b/>
-          <w:bCs/>
-          <w:sz w:val="24"/>
-          <w:szCs w:val="24"/>
-          <w:lang w:val="en-PH"/>
-        </w:rPr>
-      </w:pPr>
-    </w:p>
-    <w:p>
-      <w:pPr>
-        <w:numPr>
-          <w:numId w:val="0"/>
-        </w:numPr>
-        <w:ind w:leftChars="0"/>
-        <w:rPr>
-          <w:rFonts w:hint="default"/>
-          <w:b/>
-          <w:bCs/>
-          <w:sz w:val="24"/>
-          <w:szCs w:val="24"/>
-          <w:lang w:val="en-PH"/>
-        </w:rPr>
-      </w:pPr>
-    </w:p>
-    <w:p>
-      <w:pPr>
-        <w:numPr>
-          <w:numId w:val="0"/>
-        </w:numPr>
-        <w:ind w:leftChars="0"/>
-        <w:rPr>
-          <w:rFonts w:hint="default"/>
-          <w:b/>
-          <w:bCs/>
-          <w:sz w:val="24"/>
-          <w:szCs w:val="24"/>
-          <w:lang w:val="en-PH"/>
-        </w:rPr>
-      </w:pPr>
-    </w:p>
-    <w:p>
-      <w:pPr>
-        <w:numPr>
-          <w:numId w:val="0"/>
-        </w:numPr>
-        <w:ind w:leftChars="0"/>
-        <w:rPr>
-          <w:rFonts w:hint="default"/>
-          <w:b/>
-          <w:bCs/>
-          <w:sz w:val="24"/>
-          <w:szCs w:val="24"/>
-          <w:lang w:val="en-PH"/>
-        </w:rPr>
-      </w:pPr>
-    </w:p>
-    <w:p>
-      <w:pPr>
-        <w:numPr>
-          <w:numId w:val="0"/>
-        </w:numPr>
-        <w:ind w:leftChars="0"/>
-        <w:rPr>
-          <w:rFonts w:hint="default"/>
-          <w:b/>
-          <w:bCs/>
-          <w:sz w:val="24"/>
-          <w:szCs w:val="24"/>
-          <w:lang w:val="en-PH"/>
-        </w:rPr>
-      </w:pPr>
-    </w:p>
-    <w:p>
-      <w:pPr>
-        <w:numPr>
-          <w:numId w:val="0"/>
-        </w:numPr>
-        <w:ind w:leftChars="0"/>
-        <w:rPr>
-          <w:rFonts w:hint="default"/>
-          <w:b/>
-          <w:bCs/>
-          <w:sz w:val="24"/>
-          <w:szCs w:val="24"/>
-          <w:lang w:val="en-PH"/>
-        </w:rPr>
-      </w:pPr>
-    </w:p>
-    <w:p>
-      <w:pPr>
-        <w:numPr>
-          <w:numId w:val="0"/>
-        </w:numPr>
-        <w:ind w:leftChars="0"/>
-        <w:rPr>
-          <w:rFonts w:hint="default"/>
-          <w:b/>
-          <w:bCs/>
-          <w:sz w:val="24"/>
-          <w:szCs w:val="24"/>
-          <w:lang w:val="en-PH"/>
-        </w:rPr>
-      </w:pPr>
-    </w:p>
-    <w:p>
-      <w:pPr>
-        <w:numPr>
-          <w:numId w:val="0"/>
-        </w:numPr>
-        <w:ind w:leftChars="0"/>
-        <w:rPr>
-          <w:rFonts w:hint="default"/>
-          <w:b/>
-          <w:bCs/>
-          <w:sz w:val="24"/>
-          <w:szCs w:val="24"/>
-          <w:lang w:val="en-PH"/>
-        </w:rPr>
-      </w:pPr>
-    </w:p>
-    <w:p>
-      <w:pPr>
-        <w:numPr>
-          <w:numId w:val="0"/>
-        </w:numPr>
-        <w:ind w:leftChars="0"/>
-        <w:rPr>
-          <w:rFonts w:hint="default"/>
-          <w:b/>
-          <w:bCs/>
-          <w:sz w:val="24"/>
-          <w:szCs w:val="24"/>
-          <w:lang w:val="en-PH"/>
-        </w:rPr>
-      </w:pPr>
-    </w:p>
-    <w:p>
-      <w:pPr>
-        <w:numPr>
-          <w:numId w:val="0"/>
-        </w:numPr>
-        <w:ind w:leftChars="0"/>
-        <w:rPr>
-          <w:rFonts w:hint="default"/>
-          <w:b/>
-          <w:bCs/>
-          <w:sz w:val="24"/>
-          <w:szCs w:val="24"/>
-          <w:lang w:val="en-PH"/>
-        </w:rPr>
-      </w:pPr>
-    </w:p>
-    <w:p>
-      <w:pPr>
-        <w:numPr>
-          <w:numId w:val="0"/>
-        </w:numPr>
-        <w:ind w:leftChars="0"/>
-        <w:rPr>
-          <w:rFonts w:hint="default"/>
-          <w:b/>
-          <w:bCs/>
-          <w:sz w:val="24"/>
-          <w:szCs w:val="24"/>
-          <w:lang w:val="en-PH"/>
-        </w:rPr>
-      </w:pPr>
-    </w:p>
-    <w:p>
-      <w:pPr>
-        <w:numPr>
+          <w:ilvl w:val="0"/>
+          <w:numId w:val="0"/>
+        </w:numPr>
+        <w:ind w:leftChars="0"/>
+        <w:rPr>
+          <w:rFonts w:hint="default"/>
+          <w:b/>
+          <w:bCs/>
+          <w:sz w:val="24"/>
+          <w:szCs w:val="24"/>
+          <w:lang w:val="en-PH"/>
+        </w:rPr>
+      </w:pPr>
+    </w:p>
+    <w:p>
+      <w:pPr>
+        <w:numPr>
+          <w:ilvl w:val="0"/>
+          <w:numId w:val="0"/>
+        </w:numPr>
+        <w:ind w:leftChars="0"/>
+        <w:rPr>
+          <w:rFonts w:hint="default"/>
+          <w:b/>
+          <w:bCs/>
+          <w:sz w:val="24"/>
+          <w:szCs w:val="24"/>
+          <w:lang w:val="en-PH"/>
+        </w:rPr>
+      </w:pPr>
+    </w:p>
+    <w:p>
+      <w:pPr>
+        <w:numPr>
+          <w:ilvl w:val="0"/>
+          <w:numId w:val="0"/>
+        </w:numPr>
+        <w:ind w:leftChars="0"/>
+        <w:rPr>
+          <w:rFonts w:hint="default"/>
+          <w:b/>
+          <w:bCs/>
+          <w:sz w:val="24"/>
+          <w:szCs w:val="24"/>
+          <w:lang w:val="en-PH"/>
+        </w:rPr>
+      </w:pPr>
+    </w:p>
+    <w:p>
+      <w:pPr>
+        <w:numPr>
+          <w:ilvl w:val="0"/>
+          <w:numId w:val="0"/>
+        </w:numPr>
+        <w:ind w:leftChars="0"/>
+        <w:rPr>
+          <w:rFonts w:hint="default"/>
+          <w:b/>
+          <w:bCs/>
+          <w:sz w:val="24"/>
+          <w:szCs w:val="24"/>
+          <w:lang w:val="en-PH"/>
+        </w:rPr>
+      </w:pPr>
+    </w:p>
+    <w:p>
+      <w:pPr>
+        <w:numPr>
+          <w:ilvl w:val="0"/>
+          <w:numId w:val="0"/>
+        </w:numPr>
+        <w:ind w:leftChars="0"/>
+        <w:rPr>
+          <w:rFonts w:hint="default"/>
+          <w:b/>
+          <w:bCs/>
+          <w:sz w:val="24"/>
+          <w:szCs w:val="24"/>
+          <w:lang w:val="en-PH"/>
+        </w:rPr>
+      </w:pPr>
+    </w:p>
+    <w:p>
+      <w:pPr>
+        <w:numPr>
+          <w:ilvl w:val="0"/>
+          <w:numId w:val="0"/>
+        </w:numPr>
+        <w:ind w:leftChars="0"/>
+        <w:rPr>
+          <w:rFonts w:hint="default"/>
+          <w:b/>
+          <w:bCs/>
+          <w:sz w:val="24"/>
+          <w:szCs w:val="24"/>
+          <w:lang w:val="en-PH"/>
+        </w:rPr>
+      </w:pPr>
+    </w:p>
+    <w:p>
+      <w:pPr>
+        <w:numPr>
+          <w:ilvl w:val="0"/>
+          <w:numId w:val="0"/>
+        </w:numPr>
+        <w:ind w:leftChars="0"/>
+        <w:rPr>
+          <w:rFonts w:hint="default"/>
+          <w:b/>
+          <w:bCs/>
+          <w:sz w:val="24"/>
+          <w:szCs w:val="24"/>
+          <w:lang w:val="en-PH"/>
+        </w:rPr>
+      </w:pPr>
+    </w:p>
+    <w:p>
+      <w:pPr>
+        <w:numPr>
+          <w:ilvl w:val="0"/>
+          <w:numId w:val="0"/>
+        </w:numPr>
+        <w:ind w:leftChars="0"/>
+        <w:rPr>
+          <w:rFonts w:hint="default"/>
+          <w:b/>
+          <w:bCs/>
+          <w:sz w:val="24"/>
+          <w:szCs w:val="24"/>
+          <w:lang w:val="en-PH"/>
+        </w:rPr>
+      </w:pPr>
+    </w:p>
+    <w:p>
+      <w:pPr>
+        <w:numPr>
+          <w:ilvl w:val="0"/>
+          <w:numId w:val="0"/>
+        </w:numPr>
+        <w:ind w:leftChars="0"/>
+        <w:rPr>
+          <w:rFonts w:hint="default"/>
+          <w:b/>
+          <w:bCs/>
+          <w:sz w:val="24"/>
+          <w:szCs w:val="24"/>
+          <w:lang w:val="en-PH"/>
+        </w:rPr>
+      </w:pPr>
+    </w:p>
+    <w:p>
+      <w:pPr>
+        <w:numPr>
+          <w:ilvl w:val="0"/>
+          <w:numId w:val="0"/>
+        </w:numPr>
+        <w:ind w:leftChars="0"/>
+        <w:rPr>
+          <w:rFonts w:hint="default"/>
+          <w:b/>
+          <w:bCs/>
+          <w:sz w:val="24"/>
+          <w:szCs w:val="24"/>
+          <w:lang w:val="en-PH"/>
+        </w:rPr>
+      </w:pPr>
+    </w:p>
+    <w:p>
+      <w:pPr>
+        <w:numPr>
+          <w:ilvl w:val="0"/>
+          <w:numId w:val="0"/>
+        </w:numPr>
+        <w:ind w:leftChars="0"/>
+        <w:rPr>
+          <w:rFonts w:hint="default"/>
+          <w:b/>
+          <w:bCs/>
+          <w:sz w:val="24"/>
+          <w:szCs w:val="24"/>
+          <w:lang w:val="en-PH"/>
+        </w:rPr>
+      </w:pPr>
+    </w:p>
+    <w:p>
+      <w:pPr>
+        <w:numPr>
+          <w:ilvl w:val="0"/>
+          <w:numId w:val="0"/>
+        </w:numPr>
+        <w:ind w:leftChars="0"/>
+        <w:rPr>
+          <w:rFonts w:hint="default"/>
+          <w:b/>
+          <w:bCs/>
+          <w:sz w:val="24"/>
+          <w:szCs w:val="24"/>
+          <w:lang w:val="en-PH"/>
+        </w:rPr>
+      </w:pPr>
+    </w:p>
+    <w:p>
+      <w:pPr>
+        <w:numPr>
+          <w:ilvl w:val="0"/>
+          <w:numId w:val="0"/>
+        </w:numPr>
+        <w:ind w:leftChars="0"/>
+        <w:rPr>
+          <w:rFonts w:hint="default"/>
+          <w:b/>
+          <w:bCs/>
+          <w:sz w:val="24"/>
+          <w:szCs w:val="24"/>
+          <w:lang w:val="en-PH"/>
+        </w:rPr>
+      </w:pPr>
+    </w:p>
+    <w:p>
+      <w:pPr>
+        <w:numPr>
+          <w:ilvl w:val="0"/>
+          <w:numId w:val="0"/>
+        </w:numPr>
+        <w:ind w:leftChars="0"/>
+        <w:rPr>
+          <w:rFonts w:hint="default"/>
+          <w:b/>
+          <w:bCs/>
+          <w:sz w:val="24"/>
+          <w:szCs w:val="24"/>
+          <w:lang w:val="en-PH"/>
+        </w:rPr>
+      </w:pPr>
+    </w:p>
+    <w:p>
+      <w:pPr>
+        <w:numPr>
+          <w:ilvl w:val="0"/>
+          <w:numId w:val="0"/>
+        </w:numPr>
+        <w:ind w:leftChars="0"/>
+        <w:rPr>
+          <w:rFonts w:hint="default"/>
+          <w:b/>
+          <w:bCs/>
+          <w:sz w:val="24"/>
+          <w:szCs w:val="24"/>
+          <w:lang w:val="en-PH"/>
+        </w:rPr>
+      </w:pPr>
+    </w:p>
+    <w:p>
+      <w:pPr>
+        <w:numPr>
+          <w:ilvl w:val="0"/>
+          <w:numId w:val="0"/>
+        </w:numPr>
+        <w:ind w:leftChars="0"/>
+        <w:rPr>
+          <w:rFonts w:hint="default"/>
+          <w:b/>
+          <w:bCs/>
+          <w:sz w:val="24"/>
+          <w:szCs w:val="24"/>
+          <w:lang w:val="en-PH"/>
+        </w:rPr>
+      </w:pPr>
+    </w:p>
+    <w:p>
+      <w:pPr>
+        <w:numPr>
+          <w:ilvl w:val="0"/>
+          <w:numId w:val="0"/>
+        </w:numPr>
+        <w:ind w:leftChars="0"/>
+        <w:rPr>
+          <w:rFonts w:hint="default"/>
+          <w:b/>
+          <w:bCs/>
+          <w:sz w:val="24"/>
+          <w:szCs w:val="24"/>
+          <w:lang w:val="en-PH"/>
+        </w:rPr>
+      </w:pPr>
+    </w:p>
+    <w:p>
+      <w:pPr>
+        <w:numPr>
+          <w:ilvl w:val="0"/>
+          <w:numId w:val="0"/>
+        </w:numPr>
+        <w:ind w:leftChars="0"/>
+        <w:rPr>
+          <w:rFonts w:hint="default"/>
+          <w:b/>
+          <w:bCs/>
+          <w:sz w:val="24"/>
+          <w:szCs w:val="24"/>
+          <w:lang w:val="en-PH"/>
+        </w:rPr>
+      </w:pPr>
+    </w:p>
+    <w:p>
+      <w:pPr>
+        <w:numPr>
+          <w:ilvl w:val="0"/>
+          <w:numId w:val="0"/>
+        </w:numPr>
+        <w:ind w:leftChars="0"/>
+        <w:rPr>
+          <w:rFonts w:hint="default"/>
+          <w:b/>
+          <w:bCs/>
+          <w:sz w:val="24"/>
+          <w:szCs w:val="24"/>
+          <w:lang w:val="en-PH"/>
+        </w:rPr>
+      </w:pPr>
+    </w:p>
+    <w:p>
+      <w:pPr>
+        <w:numPr>
+          <w:ilvl w:val="0"/>
+          <w:numId w:val="0"/>
+        </w:numPr>
+        <w:ind w:leftChars="0"/>
+        <w:rPr>
+          <w:rFonts w:hint="default"/>
+          <w:b/>
+          <w:bCs/>
+          <w:sz w:val="24"/>
+          <w:szCs w:val="24"/>
+          <w:lang w:val="en-PH"/>
+        </w:rPr>
+      </w:pPr>
+    </w:p>
+    <w:p>
+      <w:pPr>
+        <w:numPr>
+          <w:ilvl w:val="0"/>
+          <w:numId w:val="0"/>
+        </w:numPr>
+        <w:ind w:leftChars="0"/>
+        <w:rPr>
+          <w:rFonts w:hint="default"/>
+          <w:b/>
+          <w:bCs/>
+          <w:sz w:val="24"/>
+          <w:szCs w:val="24"/>
+          <w:lang w:val="en-PH"/>
+        </w:rPr>
+      </w:pPr>
+    </w:p>
+    <w:p>
+      <w:pPr>
+        <w:numPr>
+          <w:ilvl w:val="0"/>
+          <w:numId w:val="0"/>
+        </w:numPr>
+        <w:ind w:leftChars="0"/>
+        <w:rPr>
+          <w:rFonts w:hint="default"/>
+          <w:b/>
+          <w:bCs/>
+          <w:sz w:val="24"/>
+          <w:szCs w:val="24"/>
+          <w:lang w:val="en-PH"/>
+        </w:rPr>
+      </w:pPr>
+    </w:p>
+    <w:p>
+      <w:pPr>
+        <w:numPr>
+          <w:ilvl w:val="0"/>
+          <w:numId w:val="0"/>
+        </w:numPr>
+        <w:ind w:leftChars="0"/>
+        <w:rPr>
+          <w:rFonts w:hint="default"/>
+          <w:b/>
+          <w:bCs/>
+          <w:sz w:val="24"/>
+          <w:szCs w:val="24"/>
+          <w:lang w:val="en-PH"/>
+        </w:rPr>
+      </w:pPr>
+    </w:p>
+    <w:p>
+      <w:pPr>
+        <w:numPr>
+          <w:ilvl w:val="0"/>
+          <w:numId w:val="0"/>
+        </w:numPr>
+        <w:ind w:leftChars="0"/>
+        <w:rPr>
+          <w:rFonts w:hint="default"/>
+          <w:b/>
+          <w:bCs/>
+          <w:sz w:val="24"/>
+          <w:szCs w:val="24"/>
+          <w:lang w:val="en-PH"/>
+        </w:rPr>
+      </w:pPr>
+    </w:p>
+    <w:p>
+      <w:pPr>
+        <w:numPr>
+          <w:ilvl w:val="0"/>
+          <w:numId w:val="0"/>
+        </w:numPr>
+        <w:ind w:leftChars="0"/>
+        <w:rPr>
+          <w:rFonts w:hint="default"/>
+          <w:b/>
+          <w:bCs/>
+          <w:sz w:val="24"/>
+          <w:szCs w:val="24"/>
+          <w:lang w:val="en-PH"/>
+        </w:rPr>
+      </w:pPr>
+    </w:p>
+    <w:p>
+      <w:pPr>
+        <w:numPr>
+          <w:ilvl w:val="0"/>
+          <w:numId w:val="0"/>
+        </w:numPr>
+        <w:ind w:leftChars="0"/>
+        <w:rPr>
+          <w:rFonts w:hint="default"/>
+          <w:b/>
+          <w:bCs/>
+          <w:sz w:val="24"/>
+          <w:szCs w:val="24"/>
+          <w:lang w:val="en-PH"/>
+        </w:rPr>
+      </w:pPr>
+    </w:p>
+    <w:p>
+      <w:pPr>
+        <w:numPr>
+          <w:ilvl w:val="0"/>
+          <w:numId w:val="0"/>
+        </w:numPr>
+        <w:ind w:leftChars="0"/>
+        <w:rPr>
+          <w:rFonts w:hint="default"/>
+          <w:b/>
+          <w:bCs/>
+          <w:sz w:val="24"/>
+          <w:szCs w:val="24"/>
+          <w:lang w:val="en-PH"/>
+        </w:rPr>
+      </w:pPr>
+    </w:p>
+    <w:p>
+      <w:pPr>
+        <w:numPr>
+          <w:ilvl w:val="0"/>
+          <w:numId w:val="0"/>
+        </w:numPr>
+        <w:ind w:leftChars="0"/>
+        <w:rPr>
+          <w:rFonts w:hint="default"/>
+          <w:b/>
+          <w:bCs/>
+          <w:sz w:val="24"/>
+          <w:szCs w:val="24"/>
+          <w:lang w:val="en-PH"/>
+        </w:rPr>
+      </w:pPr>
+    </w:p>
+    <w:p>
+      <w:pPr>
+        <w:numPr>
+          <w:ilvl w:val="0"/>
           <w:numId w:val="0"/>
         </w:numPr>
         <w:ind w:leftChars="0"/>
@@ -3976,22 +3978,24 @@
     <w:p>
       <w:pPr>
         <w:numPr>
-          <w:numId w:val="0"/>
-        </w:numPr>
-        <w:ind w:leftChars="0"/>
-        <w:rPr>
-          <w:rFonts w:hint="default"/>
-          <w:b/>
-          <w:bCs/>
-          <w:sz w:val="24"/>
-          <w:szCs w:val="24"/>
-          <w:lang w:val="en-PH"/>
-        </w:rPr>
-      </w:pPr>
-    </w:p>
-    <w:p>
-      <w:pPr>
-        <w:numPr>
+          <w:ilvl w:val="0"/>
+          <w:numId w:val="0"/>
+        </w:numPr>
+        <w:ind w:leftChars="0"/>
+        <w:rPr>
+          <w:rFonts w:hint="default"/>
+          <w:b/>
+          <w:bCs/>
+          <w:sz w:val="24"/>
+          <w:szCs w:val="24"/>
+          <w:lang w:val="en-PH"/>
+        </w:rPr>
+      </w:pPr>
+    </w:p>
+    <w:p>
+      <w:pPr>
+        <w:numPr>
+          <w:ilvl w:val="0"/>
           <w:numId w:val="0"/>
         </w:numPr>
         <w:ind w:leftChars="0"/>
@@ -4051,22 +4055,24 @@
     <w:p>
       <w:pPr>
         <w:numPr>
-          <w:numId w:val="0"/>
-        </w:numPr>
-        <w:ind w:leftChars="0"/>
-        <w:rPr>
-          <w:rFonts w:hint="default"/>
-          <w:b/>
-          <w:bCs/>
-          <w:sz w:val="24"/>
-          <w:szCs w:val="24"/>
-          <w:lang w:val="en-PH"/>
-        </w:rPr>
-      </w:pPr>
-    </w:p>
-    <w:p>
-      <w:pPr>
-        <w:numPr>
+          <w:ilvl w:val="0"/>
+          <w:numId w:val="0"/>
+        </w:numPr>
+        <w:ind w:leftChars="0"/>
+        <w:rPr>
+          <w:rFonts w:hint="default"/>
+          <w:b/>
+          <w:bCs/>
+          <w:sz w:val="24"/>
+          <w:szCs w:val="24"/>
+          <w:lang w:val="en-PH"/>
+        </w:rPr>
+      </w:pPr>
+    </w:p>
+    <w:p>
+      <w:pPr>
+        <w:numPr>
+          <w:ilvl w:val="0"/>
           <w:numId w:val="0"/>
         </w:numPr>
         <w:ind w:leftChars="0"/>
@@ -4767,6 +4773,7 @@
     <w:p>
       <w:pPr>
         <w:numPr>
+          <w:ilvl w:val="0"/>
           <w:numId w:val="0"/>
         </w:numPr>
         <w:ind w:leftChars="0"/>
